--- a/MEMORIA_RL.docx
+++ b/MEMORIA_RL.docx
@@ -463,6 +463,7 @@
                                   <w:dataBinding w:prefixMappings="xmlns:ns0='http://purl.org/dc/elements/1.1/' xmlns:ns1='http://schemas.openxmlformats.org/package/2006/metadata/core-properties' " w:xpath="/ns1:coreProperties[1]/ns0:creator[1]" w:storeItemID="{6C3C8BC8-F283-45AE-878A-BAB7291924A1}"/>
                                   <w:text/>
                                 </w:sdtPr>
+                                <w:sdtEndPr/>
                                 <w:sdtContent>
                                   <w:p>
                                     <w:pPr>
@@ -517,6 +518,7 @@
                                     <w:dataBinding w:prefixMappings="xmlns:ns0='http://schemas.microsoft.com/office/2006/coverPageProps' " w:xpath="/ns0:CoverPageProperties[1]/ns0:CompanyEmail[1]" w:storeItemID="{55AF091B-3C7A-41E3-B477-F2FDAA23CFDA}"/>
                                     <w:text/>
                                   </w:sdtPr>
+                                  <w:sdtEndPr/>
                                   <w:sdtContent>
                                     <w:r>
                                       <w:rPr>
@@ -571,6 +573,7 @@
                             <w:dataBinding w:prefixMappings="xmlns:ns0='http://purl.org/dc/elements/1.1/' xmlns:ns1='http://schemas.openxmlformats.org/package/2006/metadata/core-properties' " w:xpath="/ns1:coreProperties[1]/ns0:creator[1]" w:storeItemID="{6C3C8BC8-F283-45AE-878A-BAB7291924A1}"/>
                             <w:text/>
                           </w:sdtPr>
+                          <w:sdtEndPr/>
                           <w:sdtContent>
                             <w:p>
                               <w:pPr>
@@ -625,6 +628,7 @@
                               <w:dataBinding w:prefixMappings="xmlns:ns0='http://schemas.microsoft.com/office/2006/coverPageProps' " w:xpath="/ns0:CoverPageProperties[1]/ns0:CompanyEmail[1]" w:storeItemID="{55AF091B-3C7A-41E3-B477-F2FDAA23CFDA}"/>
                               <w:text/>
                             </w:sdtPr>
+                            <w:sdtEndPr/>
                             <w:sdtContent>
                               <w:r>
                                 <w:rPr>
@@ -740,6 +744,7 @@
                                     <w:dataBinding w:prefixMappings="xmlns:ns0='http://schemas.microsoft.com/office/2006/coverPageProps' " w:xpath="/ns0:CoverPageProperties[1]/ns0:Abstract[1]" w:storeItemID="{55AF091B-3C7A-41E3-B477-F2FDAA23CFDA}"/>
                                     <w:text w:multiLine="1"/>
                                   </w:sdtPr>
+                                  <w:sdtEndPr/>
                                   <w:sdtContent>
                                     <w:r>
                                       <w:rPr>
@@ -809,6 +814,7 @@
                               <w:dataBinding w:prefixMappings="xmlns:ns0='http://schemas.microsoft.com/office/2006/coverPageProps' " w:xpath="/ns0:CoverPageProperties[1]/ns0:Abstract[1]" w:storeItemID="{55AF091B-3C7A-41E3-B477-F2FDAA23CFDA}"/>
                               <w:text w:multiLine="1"/>
                             </w:sdtPr>
+                            <w:sdtEndPr/>
                             <w:sdtContent>
                               <w:r>
                                 <w:rPr>
@@ -923,6 +929,7 @@
                                   <w:dataBinding w:prefixMappings="xmlns:ns0='http://purl.org/dc/elements/1.1/' xmlns:ns1='http://schemas.openxmlformats.org/package/2006/metadata/core-properties' " w:xpath="/ns1:coreProperties[1]/ns0:subject[1]" w:storeItemID="{6C3C8BC8-F283-45AE-878A-BAB7291924A1}"/>
                                   <w:text/>
                                 </w:sdtPr>
+                                <w:sdtEndPr/>
                                 <w:sdtContent>
                                   <w:p>
                                     <w:pPr>
@@ -1010,6 +1017,7 @@
                             <w:dataBinding w:prefixMappings="xmlns:ns0='http://purl.org/dc/elements/1.1/' xmlns:ns1='http://schemas.openxmlformats.org/package/2006/metadata/core-properties' " w:xpath="/ns1:coreProperties[1]/ns0:subject[1]" w:storeItemID="{6C3C8BC8-F283-45AE-878A-BAB7291924A1}"/>
                             <w:text/>
                           </w:sdtPr>
+                          <w:sdtEndPr/>
                           <w:sdtContent>
                             <w:p>
                               <w:pPr>
@@ -5010,7 +5018,29 @@
           <w:sz w:val="22"/>
           <w:szCs w:val="22"/>
         </w:rPr>
-        <w:t xml:space="preserve"> Learning in </w:t>
+        <w:t xml:space="preserve"> </w:t>
+      </w:r>
+      <w:proofErr w:type="spellStart"/>
+      <w:r>
+        <w:rPr>
+          <w:rFonts w:ascii="Calibri" w:hAnsi="Calibri" w:cs="Calibri"/>
+          <w:i/>
+          <w:iCs/>
+          <w:sz w:val="22"/>
+          <w:szCs w:val="22"/>
+        </w:rPr>
+        <w:t>Learning</w:t>
+      </w:r>
+      <w:proofErr w:type="spellEnd"/>
+      <w:r>
+        <w:rPr>
+          <w:rFonts w:ascii="Calibri" w:hAnsi="Calibri" w:cs="Calibri"/>
+          <w:i/>
+          <w:iCs/>
+          <w:sz w:val="22"/>
+          <w:szCs w:val="22"/>
+        </w:rPr>
+        <w:t xml:space="preserve"> in </w:t>
       </w:r>
       <w:proofErr w:type="spellStart"/>
       <w:r>
@@ -5344,7 +5374,25 @@
           <w:sz w:val="22"/>
           <w:szCs w:val="22"/>
         </w:rPr>
-        <w:t xml:space="preserve"> Learning más específicos. Lillicrap et al. (</w:t>
+        <w:t xml:space="preserve"> </w:t>
+      </w:r>
+      <w:proofErr w:type="spellStart"/>
+      <w:r>
+        <w:rPr>
+          <w:rFonts w:ascii="Calibri" w:hAnsi="Calibri" w:cs="Calibri"/>
+          <w:sz w:val="22"/>
+          <w:szCs w:val="22"/>
+        </w:rPr>
+        <w:t>Learning</w:t>
+      </w:r>
+      <w:proofErr w:type="spellEnd"/>
+      <w:r>
+        <w:rPr>
+          <w:rFonts w:ascii="Calibri" w:hAnsi="Calibri" w:cs="Calibri"/>
+          <w:sz w:val="22"/>
+          <w:szCs w:val="22"/>
+        </w:rPr>
+        <w:t xml:space="preserve"> más específicos. Lillicrap et al. (</w:t>
       </w:r>
       <w:proofErr w:type="spellStart"/>
       <w:r>
@@ -5508,7 +5556,25 @@
           <w:sz w:val="22"/>
           <w:szCs w:val="22"/>
         </w:rPr>
-        <w:t xml:space="preserve"> Learning a tareas de aparcamiento valet autónomo o aparcamiento en simuladores de alta fidelidad, combinando planificación, percepción y políticas aprendidas. Khalid et al. plantean un marco de </w:t>
+        <w:t xml:space="preserve"> </w:t>
+      </w:r>
+      <w:proofErr w:type="spellStart"/>
+      <w:r>
+        <w:rPr>
+          <w:rFonts w:ascii="Calibri" w:hAnsi="Calibri" w:cs="Calibri"/>
+          <w:sz w:val="22"/>
+          <w:szCs w:val="22"/>
+        </w:rPr>
+        <w:t>Learning</w:t>
+      </w:r>
+      <w:proofErr w:type="spellEnd"/>
+      <w:r>
+        <w:rPr>
+          <w:rFonts w:ascii="Calibri" w:hAnsi="Calibri" w:cs="Calibri"/>
+          <w:sz w:val="22"/>
+          <w:szCs w:val="22"/>
+        </w:rPr>
+        <w:t xml:space="preserve"> a tareas de aparcamiento valet autónomo o aparcamiento en simuladores de alta fidelidad, combinando planificación, percepción y políticas aprendidas. Khalid et al. plantean un marco de </w:t>
       </w:r>
       <w:proofErr w:type="spellStart"/>
       <w:r>
@@ -7546,7 +7612,25 @@
           <w:sz w:val="22"/>
           <w:szCs w:val="22"/>
         </w:rPr>
-        <w:t>, Q-Learning v3 consigue aparcar correctamente sin colisionar. El agente no toma la trayectoria más directa hacia la plaza, ya que realiza varias maniobras previas, pero una vez alcanza la entrada de la zona de aparcamiento, entra y frena correctamente. En la ejecución visual guardada, completa la maniobra aproximadamente en el paso 244, con éxito y sin colisión.</w:t>
+        <w:t>, Q-</w:t>
+      </w:r>
+      <w:proofErr w:type="spellStart"/>
+      <w:r>
+        <w:rPr>
+          <w:rFonts w:ascii="Calibri" w:hAnsi="Calibri" w:cs="Calibri"/>
+          <w:sz w:val="22"/>
+          <w:szCs w:val="22"/>
+        </w:rPr>
+        <w:t>Learning</w:t>
+      </w:r>
+      <w:proofErr w:type="spellEnd"/>
+      <w:r>
+        <w:rPr>
+          <w:rFonts w:ascii="Calibri" w:hAnsi="Calibri" w:cs="Calibri"/>
+          <w:sz w:val="22"/>
+          <w:szCs w:val="22"/>
+        </w:rPr>
+        <w:t xml:space="preserve"> v3 consigue aparcar correctamente sin colisionar. El agente no toma la trayectoria más directa hacia la plaza, ya que realiza varias maniobras previas, pero una vez alcanza la entrada de la zona de aparcamiento, entra y frena correctamente. En la ejecución visual guardada, completa la maniobra aproximadamente en el paso 244, con éxito y sin colisión.</w:t>
       </w:r>
     </w:p>
     <w:p>
@@ -7849,7 +7933,6 @@
           <m:r>
             <w:rPr>
               <w:rFonts w:ascii="Calibri" w:hAnsi="Calibri" w:cs="Calibri"/>
-              <w:i/>
               <w:sz w:val="22"/>
               <w:szCs w:val="22"/>
             </w:rPr>
@@ -10037,11 +10120,12 @@
           <w:rFonts w:ascii="Calibri" w:hAnsi="Calibri" w:cs="Calibri"/>
           <w:b/>
           <w:bCs/>
+          <w:noProof/>
           <w:sz w:val="22"/>
           <w:szCs w:val="22"/>
         </w:rPr>
         <w:drawing>
-          <wp:anchor distT="0" distB="0" distL="114300" distR="114300" simplePos="0" relativeHeight="251659264" behindDoc="1" locked="0" layoutInCell="1" allowOverlap="1" wp14:anchorId="4AC6C795" wp14:editId="14C95D03">
+          <wp:anchor distT="0" distB="0" distL="114300" distR="114300" simplePos="0" relativeHeight="251659264" behindDoc="1" locked="0" layoutInCell="1" allowOverlap="1" wp14:anchorId="4AC6C795" wp14:editId="164CB29D">
             <wp:simplePos x="0" y="0"/>
             <wp:positionH relativeFrom="column">
               <wp:posOffset>3069053</wp:posOffset>
@@ -10103,11 +10187,12 @@
           <w:rFonts w:ascii="Calibri" w:hAnsi="Calibri" w:cs="Calibri"/>
           <w:b/>
           <w:bCs/>
+          <w:noProof/>
           <w:sz w:val="22"/>
           <w:szCs w:val="22"/>
         </w:rPr>
         <w:drawing>
-          <wp:anchor distT="0" distB="0" distL="114300" distR="114300" simplePos="0" relativeHeight="251658240" behindDoc="0" locked="0" layoutInCell="1" allowOverlap="1" wp14:anchorId="090CD0A3" wp14:editId="2D7FA428">
+          <wp:anchor distT="0" distB="0" distL="114300" distR="114300" simplePos="0" relativeHeight="251658240" behindDoc="0" locked="0" layoutInCell="1" allowOverlap="1" wp14:anchorId="090CD0A3" wp14:editId="2D11934D">
             <wp:simplePos x="0" y="0"/>
             <wp:positionH relativeFrom="column">
               <wp:posOffset>-18317</wp:posOffset>
@@ -10231,11 +10316,12 @@
           <w:rFonts w:ascii="Calibri" w:hAnsi="Calibri" w:cs="Calibri"/>
           <w:b/>
           <w:bCs/>
+          <w:noProof/>
           <w:sz w:val="22"/>
           <w:szCs w:val="22"/>
         </w:rPr>
         <w:drawing>
-          <wp:anchor distT="0" distB="0" distL="114300" distR="114300" simplePos="0" relativeHeight="251661312" behindDoc="1" locked="0" layoutInCell="1" allowOverlap="1" wp14:anchorId="25FBCE1B" wp14:editId="24FA32E8">
+          <wp:anchor distT="0" distB="0" distL="114300" distR="114300" simplePos="0" relativeHeight="251661312" behindDoc="1" locked="0" layoutInCell="1" allowOverlap="1" wp14:anchorId="25FBCE1B" wp14:editId="3046F429">
             <wp:simplePos x="0" y="0"/>
             <wp:positionH relativeFrom="column">
               <wp:posOffset>3012782</wp:posOffset>
@@ -10297,11 +10383,12 @@
           <w:rFonts w:ascii="Calibri" w:hAnsi="Calibri" w:cs="Calibri"/>
           <w:b/>
           <w:bCs/>
+          <w:noProof/>
           <w:sz w:val="22"/>
           <w:szCs w:val="22"/>
         </w:rPr>
         <w:drawing>
-          <wp:anchor distT="0" distB="0" distL="114300" distR="114300" simplePos="0" relativeHeight="251660288" behindDoc="1" locked="0" layoutInCell="1" allowOverlap="1" wp14:anchorId="5D428AD7" wp14:editId="3B32BFF0">
+          <wp:anchor distT="0" distB="0" distL="114300" distR="114300" simplePos="0" relativeHeight="251660288" behindDoc="1" locked="0" layoutInCell="1" allowOverlap="1" wp14:anchorId="5D428AD7" wp14:editId="5E81AFED">
             <wp:simplePos x="0" y="0"/>
             <wp:positionH relativeFrom="margin">
               <wp:align>left</wp:align>
@@ -10437,6 +10524,7 @@
           <w:rFonts w:ascii="Calibri" w:hAnsi="Calibri" w:cs="Calibri"/>
           <w:b/>
           <w:bCs/>
+          <w:noProof/>
           <w:sz w:val="22"/>
           <w:szCs w:val="22"/>
         </w:rPr>
@@ -10504,11 +10592,12 @@
           <w:rFonts w:ascii="Calibri" w:hAnsi="Calibri" w:cs="Calibri"/>
           <w:b/>
           <w:bCs/>
+          <w:noProof/>
           <w:sz w:val="22"/>
           <w:szCs w:val="22"/>
         </w:rPr>
         <w:drawing>
-          <wp:anchor distT="0" distB="0" distL="114300" distR="114300" simplePos="0" relativeHeight="251663360" behindDoc="1" locked="0" layoutInCell="1" allowOverlap="1" wp14:anchorId="07682B4F" wp14:editId="3C4842AD">
+          <wp:anchor distT="0" distB="0" distL="114300" distR="114300" simplePos="0" relativeHeight="251663360" behindDoc="1" locked="0" layoutInCell="1" allowOverlap="1" wp14:anchorId="07682B4F" wp14:editId="17DEEEF3">
             <wp:simplePos x="0" y="0"/>
             <wp:positionH relativeFrom="column">
               <wp:posOffset>346563</wp:posOffset>
@@ -10659,11 +10748,12 @@
           <w:rFonts w:ascii="Calibri" w:hAnsi="Calibri" w:cs="Calibri"/>
           <w:b/>
           <w:bCs/>
+          <w:noProof/>
           <w:sz w:val="22"/>
           <w:szCs w:val="22"/>
         </w:rPr>
         <w:drawing>
-          <wp:anchor distT="0" distB="0" distL="114300" distR="114300" simplePos="0" relativeHeight="251664384" behindDoc="1" locked="0" layoutInCell="1" allowOverlap="1" wp14:anchorId="08FD485C" wp14:editId="36AA3F39">
+          <wp:anchor distT="0" distB="0" distL="114300" distR="114300" simplePos="0" relativeHeight="251664384" behindDoc="1" locked="0" layoutInCell="1" allowOverlap="1" wp14:anchorId="08FD485C" wp14:editId="3D76F698">
             <wp:simplePos x="0" y="0"/>
             <wp:positionH relativeFrom="column">
               <wp:posOffset>3040526</wp:posOffset>
@@ -10725,11 +10815,12 @@
           <w:rFonts w:ascii="Calibri" w:hAnsi="Calibri" w:cs="Calibri"/>
           <w:b/>
           <w:bCs/>
+          <w:noProof/>
           <w:sz w:val="22"/>
           <w:szCs w:val="22"/>
         </w:rPr>
         <w:drawing>
-          <wp:anchor distT="0" distB="0" distL="114300" distR="114300" simplePos="0" relativeHeight="251665408" behindDoc="1" locked="0" layoutInCell="1" allowOverlap="1" wp14:anchorId="5AC0B92D" wp14:editId="3A7F09DD">
+          <wp:anchor distT="0" distB="0" distL="114300" distR="114300" simplePos="0" relativeHeight="251665408" behindDoc="1" locked="0" layoutInCell="1" allowOverlap="1" wp14:anchorId="5AC0B92D" wp14:editId="2857702B">
             <wp:simplePos x="0" y="0"/>
             <wp:positionH relativeFrom="column">
               <wp:posOffset>205545</wp:posOffset>
@@ -10892,6 +10983,7 @@
           <w:rFonts w:ascii="Calibri" w:hAnsi="Calibri" w:cs="Calibri"/>
           <w:b/>
           <w:bCs/>
+          <w:noProof/>
           <w:sz w:val="22"/>
           <w:szCs w:val="22"/>
         </w:rPr>
@@ -10958,6 +11050,7 @@
           <w:rFonts w:ascii="Calibri" w:hAnsi="Calibri" w:cs="Calibri"/>
           <w:b/>
           <w:bCs/>
+          <w:noProof/>
           <w:sz w:val="22"/>
           <w:szCs w:val="22"/>
         </w:rPr>
@@ -11158,6 +11251,7 @@
       <w:r>
         <w:rPr>
           <w:rFonts w:ascii="Calibri" w:hAnsi="Calibri" w:cs="Calibri"/>
+          <w:noProof/>
           <w:sz w:val="22"/>
           <w:szCs w:val="22"/>
         </w:rPr>
@@ -11318,7 +11412,25 @@
           <w:sz w:val="22"/>
           <w:szCs w:val="22"/>
         </w:rPr>
-        <w:t>Q-Learning, al ser off-</w:t>
+        <w:t>Q-</w:t>
+      </w:r>
+      <w:proofErr w:type="spellStart"/>
+      <w:r>
+        <w:rPr>
+          <w:rFonts w:ascii="Calibri" w:hAnsi="Calibri" w:cs="Calibri"/>
+          <w:sz w:val="22"/>
+          <w:szCs w:val="22"/>
+        </w:rPr>
+        <w:t>Learning</w:t>
+      </w:r>
+      <w:proofErr w:type="spellEnd"/>
+      <w:r>
+        <w:rPr>
+          <w:rFonts w:ascii="Calibri" w:hAnsi="Calibri" w:cs="Calibri"/>
+          <w:sz w:val="22"/>
+          <w:szCs w:val="22"/>
+        </w:rPr>
+        <w:t>, al ser off-</w:t>
       </w:r>
       <w:proofErr w:type="spellStart"/>
       <w:r>
@@ -11450,6 +11562,7 @@
           <w:bCs/>
           <w:sz w:val="22"/>
           <w:szCs w:val="22"/>
+          <w:lang w:val="en-GB"/>
         </w:rPr>
       </w:pPr>
       <w:r>
@@ -11459,9 +11572,46 @@
           <w:bCs/>
           <w:sz w:val="22"/>
           <w:szCs w:val="22"/>
+          <w:lang w:val="en-GB"/>
         </w:rPr>
         <w:lastRenderedPageBreak/>
         <w:t>5. SOLUCIONES CON DEEP LEARNING</w:t>
+      </w:r>
+    </w:p>
+    <w:p>
+      <w:pPr>
+        <w:jc w:val="both"/>
+        <w:rPr>
+          <w:rFonts w:ascii="Calibri" w:eastAsiaTheme="minorEastAsia" w:hAnsi="Calibri" w:cs="Calibri"/>
+          <w:sz w:val="22"/>
+          <w:szCs w:val="22"/>
+        </w:rPr>
+      </w:pPr>
+      <w:r>
+        <w:rPr>
+          <w:rFonts w:ascii="Calibri" w:eastAsiaTheme="minorEastAsia" w:hAnsi="Calibri" w:cs="Calibri"/>
+          <w:sz w:val="22"/>
+          <w:szCs w:val="22"/>
+        </w:rPr>
+        <w:t>* Para esta parte se ha realizado también un análisis de los .</w:t>
+      </w:r>
+      <w:proofErr w:type="spellStart"/>
+      <w:r>
+        <w:rPr>
+          <w:rFonts w:ascii="Calibri" w:eastAsiaTheme="minorEastAsia" w:hAnsi="Calibri" w:cs="Calibri"/>
+          <w:sz w:val="22"/>
+          <w:szCs w:val="22"/>
+        </w:rPr>
+        <w:t>csvs</w:t>
+      </w:r>
+      <w:proofErr w:type="spellEnd"/>
+      <w:r>
+        <w:rPr>
+          <w:rFonts w:ascii="Calibri" w:eastAsiaTheme="minorEastAsia" w:hAnsi="Calibri" w:cs="Calibri"/>
+          <w:sz w:val="22"/>
+          <w:szCs w:val="22"/>
+        </w:rPr>
+        <w:t xml:space="preserve"> para obtener mas datos y poder sacar conclusiones acerca de los modelos implementados. </w:t>
       </w:r>
     </w:p>
     <w:p>
@@ -11473,7 +11623,6 @@
           <w:bCs/>
           <w:sz w:val="22"/>
           <w:szCs w:val="22"/>
-          <w:lang w:val="en-GB"/>
         </w:rPr>
       </w:pPr>
       <w:r>
@@ -11483,7 +11632,6 @@
           <w:bCs/>
           <w:sz w:val="22"/>
           <w:szCs w:val="22"/>
-          <w:lang w:val="en-GB"/>
         </w:rPr>
         <w:t>5.1) DEEP Q-NETWORK (DQN)</w:t>
       </w:r>
@@ -11522,15 +11670,25 @@
           <w:sz w:val="22"/>
           <w:szCs w:val="22"/>
         </w:rPr>
-        <w:t xml:space="preserve"> Learning en este proyecto. Su idea central es reemplazar la Q-table por una red neuronal que aproxima la función de valor acción Q(s, a; θ), donde θ representa los pesos de la red. Esta sustitución permite trabajar directamente con el espacio de observación continuo de 18 variables, eliminando la necesidad de discretización</w:t>
-      </w:r>
+        <w:t xml:space="preserve"> </w:t>
+      </w:r>
+      <w:proofErr w:type="spellStart"/>
       <w:r>
         <w:rPr>
           <w:rFonts w:ascii="Calibri" w:eastAsia="Arial" w:hAnsi="Calibri" w:cs="Calibri"/>
           <w:sz w:val="22"/>
           <w:szCs w:val="22"/>
         </w:rPr>
-        <w:t>.</w:t>
+        <w:t>Learning</w:t>
+      </w:r>
+      <w:proofErr w:type="spellEnd"/>
+      <w:r>
+        <w:rPr>
+          <w:rFonts w:ascii="Calibri" w:eastAsia="Arial" w:hAnsi="Calibri" w:cs="Calibri"/>
+          <w:sz w:val="22"/>
+          <w:szCs w:val="22"/>
+        </w:rPr>
+        <w:t xml:space="preserve"> en este proyecto. Su idea central es reemplazar la Q-table por una red neuronal que aproxima la función de valor acción Q(s, a; θ), donde θ representa los pesos de la red. Esta sustitución permite trabajar directamente con el espacio de observación continuo de 18 variables, eliminando la necesidad de discretización.</w:t>
       </w:r>
     </w:p>
     <w:p>
@@ -11549,7 +11707,7 @@
           <w:sz w:val="22"/>
           <w:szCs w:val="22"/>
         </w:rPr>
-        <w:t xml:space="preserve">En el DQN estándar se usa la misma red tanto para seleccionar la acción como para evaluar su valor. </w:t>
+        <w:t xml:space="preserve">En el DQN estándar se usa la misma red tanto para seleccionar la acción como para evaluar su valor. La </w:t>
       </w:r>
       <w:r>
         <w:rPr>
@@ -11557,7 +11715,7 @@
           <w:sz w:val="22"/>
           <w:szCs w:val="22"/>
         </w:rPr>
-        <w:t xml:space="preserve">La </w:t>
+        <w:t>ecuación</w:t>
       </w:r>
       <w:r>
         <w:rPr>
@@ -11565,15 +11723,44 @@
           <w:sz w:val="22"/>
           <w:szCs w:val="22"/>
         </w:rPr>
-        <w:t>ecuación</w:t>
-      </w:r>
+        <w:t xml:space="preserve"> que se minimiza en cada paso de entrenamiento es:</w:t>
+      </w:r>
+    </w:p>
+    <w:p>
+      <w:pPr>
+        <w:spacing w:before="80" w:after="80"/>
+        <w:jc w:val="both"/>
+        <w:rPr>
+          <w:rFonts w:ascii="Calibri" w:hAnsi="Calibri" w:cs="Calibri"/>
+          <w:sz w:val="22"/>
+          <w:szCs w:val="22"/>
+        </w:rPr>
+      </w:pPr>
       <w:r>
         <w:rPr>
           <w:rFonts w:ascii="Calibri" w:eastAsia="Arial" w:hAnsi="Calibri" w:cs="Calibri"/>
           <w:sz w:val="22"/>
           <w:szCs w:val="22"/>
         </w:rPr>
-        <w:t xml:space="preserve"> que se minimiza en cada paso de entrenamiento es:</w:t>
+        <w:t xml:space="preserve">y = r + γ · </w:t>
+      </w:r>
+      <w:proofErr w:type="spellStart"/>
+      <w:r>
+        <w:rPr>
+          <w:rFonts w:ascii="Calibri" w:eastAsia="Arial" w:hAnsi="Calibri" w:cs="Calibri"/>
+          <w:sz w:val="22"/>
+          <w:szCs w:val="22"/>
+        </w:rPr>
+        <w:t>maxa</w:t>
+      </w:r>
+      <w:proofErr w:type="spellEnd"/>
+      <w:r>
+        <w:rPr>
+          <w:rFonts w:ascii="Calibri" w:eastAsia="Arial" w:hAnsi="Calibri" w:cs="Calibri"/>
+          <w:sz w:val="22"/>
+          <w:szCs w:val="22"/>
+        </w:rPr>
+        <w:t xml:space="preserve">' * Q(s', a'; θ) </w:t>
       </w:r>
     </w:p>
     <w:p>
@@ -11592,84 +11779,7 @@
           <w:sz w:val="22"/>
           <w:szCs w:val="22"/>
         </w:rPr>
-        <w:t xml:space="preserve">y = r + γ · </w:t>
-      </w:r>
-      <w:proofErr w:type="spellStart"/>
-      <w:r>
-        <w:rPr>
-          <w:rFonts w:ascii="Calibri" w:eastAsia="Arial" w:hAnsi="Calibri" w:cs="Calibri"/>
-          <w:sz w:val="22"/>
-          <w:szCs w:val="22"/>
-        </w:rPr>
-        <w:t>maxa</w:t>
-      </w:r>
-      <w:proofErr w:type="spellEnd"/>
-      <w:r>
-        <w:rPr>
-          <w:rFonts w:ascii="Calibri" w:eastAsia="Arial" w:hAnsi="Calibri" w:cs="Calibri"/>
-          <w:sz w:val="22"/>
-          <w:szCs w:val="22"/>
-        </w:rPr>
-        <w:t>'</w:t>
-      </w:r>
-      <w:r>
-        <w:rPr>
-          <w:rFonts w:ascii="Calibri" w:eastAsia="Arial" w:hAnsi="Calibri" w:cs="Calibri"/>
-          <w:sz w:val="22"/>
-          <w:szCs w:val="22"/>
-        </w:rPr>
-        <w:t xml:space="preserve"> *</w:t>
-      </w:r>
-      <w:r>
-        <w:rPr>
-          <w:rFonts w:ascii="Calibri" w:eastAsia="Arial" w:hAnsi="Calibri" w:cs="Calibri"/>
-          <w:sz w:val="22"/>
-          <w:szCs w:val="22"/>
-        </w:rPr>
-        <w:t xml:space="preserve"> Q(s', a'; θ)</w:t>
-      </w:r>
-      <w:r>
-        <w:rPr>
-          <w:rFonts w:ascii="Calibri" w:eastAsia="Arial" w:hAnsi="Calibri" w:cs="Calibri"/>
-          <w:sz w:val="22"/>
-          <w:szCs w:val="22"/>
-        </w:rPr>
-        <w:t xml:space="preserve"> </w:t>
-      </w:r>
-    </w:p>
-    <w:p>
-      <w:pPr>
-        <w:spacing w:before="80" w:after="80"/>
-        <w:jc w:val="both"/>
-        <w:rPr>
-          <w:rFonts w:ascii="Calibri" w:hAnsi="Calibri" w:cs="Calibri"/>
-          <w:sz w:val="22"/>
-          <w:szCs w:val="22"/>
-        </w:rPr>
-      </w:pPr>
-      <w:r>
-        <w:rPr>
-          <w:rFonts w:ascii="Calibri" w:eastAsia="Arial" w:hAnsi="Calibri" w:cs="Calibri"/>
-          <w:sz w:val="22"/>
-          <w:szCs w:val="22"/>
-        </w:rPr>
-        <w:t>La</w:t>
-      </w:r>
-      <w:r>
-        <w:rPr>
-          <w:rFonts w:ascii="Calibri" w:eastAsia="Arial" w:hAnsi="Calibri" w:cs="Calibri"/>
-          <w:sz w:val="22"/>
-          <w:szCs w:val="22"/>
-        </w:rPr>
-        <w:t xml:space="preserve"> función de perdida</w:t>
-      </w:r>
-      <w:r>
-        <w:rPr>
-          <w:rFonts w:ascii="Calibri" w:eastAsia="Arial" w:hAnsi="Calibri" w:cs="Calibri"/>
-          <w:sz w:val="22"/>
-          <w:szCs w:val="22"/>
-        </w:rPr>
-        <w:t xml:space="preserve"> es el error cuadrático medio entre el target y la predicción de la red:</w:t>
+        <w:t>La función de perdida es el error cuadrático medio entre el target y la predicción de la red:</w:t>
       </w:r>
     </w:p>
     <w:p>
@@ -11976,6 +12086,19 @@
     </w:p>
     <w:p>
       <w:pPr>
+        <w:pStyle w:val="Prrafodelista"/>
+        <w:spacing w:before="40" w:after="40" w:line="240" w:lineRule="auto"/>
+        <w:contextualSpacing w:val="0"/>
+        <w:jc w:val="both"/>
+        <w:rPr>
+          <w:rFonts w:ascii="Calibri" w:hAnsi="Calibri" w:cs="Calibri"/>
+          <w:sz w:val="22"/>
+          <w:szCs w:val="22"/>
+        </w:rPr>
+      </w:pPr>
+    </w:p>
+    <w:p>
+      <w:pPr>
         <w:spacing w:before="80" w:after="80"/>
         <w:jc w:val="both"/>
         <w:rPr>
@@ -12070,17 +12193,17 @@
         <w:spacing w:before="80" w:after="80"/>
         <w:jc w:val="both"/>
         <w:rPr>
-          <w:rFonts w:ascii="Calibri" w:hAnsi="Calibri" w:cs="Calibri"/>
-          <w:sz w:val="22"/>
-          <w:szCs w:val="22"/>
-        </w:rPr>
-      </w:pPr>
-      <w:r>
-        <w:rPr>
           <w:rFonts w:ascii="Calibri" w:eastAsia="Arial" w:hAnsi="Calibri" w:cs="Calibri"/>
           <w:sz w:val="22"/>
           <w:szCs w:val="22"/>
         </w:rPr>
+      </w:pPr>
+      <w:r>
+        <w:rPr>
+          <w:rFonts w:ascii="Calibri" w:eastAsia="Arial" w:hAnsi="Calibri" w:cs="Calibri"/>
+          <w:sz w:val="22"/>
+          <w:szCs w:val="22"/>
+        </w:rPr>
         <w:t>La política de exploración es ε-</w:t>
       </w:r>
       <w:proofErr w:type="spellStart"/>
@@ -12119,6 +12242,17 @@
         </w:rPr>
         <w:t>. ε decae multiplicativamente en cada episodio hasta alcanzar un mínimo de 0.1, asegurando exploración residual permanente.</w:t>
       </w:r>
+    </w:p>
+    <w:p>
+      <w:pPr>
+        <w:spacing w:before="80" w:after="80"/>
+        <w:jc w:val="both"/>
+        <w:rPr>
+          <w:rFonts w:ascii="Calibri" w:hAnsi="Calibri" w:cs="Calibri"/>
+          <w:sz w:val="22"/>
+          <w:szCs w:val="22"/>
+        </w:rPr>
+      </w:pPr>
     </w:p>
     <w:p>
       <w:pPr>
@@ -12423,7 +12557,17 @@
                 <w:sz w:val="22"/>
                 <w:szCs w:val="22"/>
               </w:rPr>
-              <w:t>Suficientes para superar la fase de exploración y estabilizar la política. El DQN necesita más episodios que los métodos más avanzados porque aprende más lentamente al no separar selección y evaluación de acciones.</w:t>
+              <w:t xml:space="preserve">Suficientes para superar la fase de exploración y estabilizar la política. El DQN necesita más episodios </w:t>
+            </w:r>
+            <w:r>
+              <w:rPr>
+                <w:rFonts w:ascii="Calibri" w:eastAsia="Arial" w:hAnsi="Calibri" w:cs="Calibri"/>
+                <w:color w:val="000000"/>
+                <w:sz w:val="22"/>
+                <w:szCs w:val="22"/>
+              </w:rPr>
+              <w:lastRenderedPageBreak/>
+              <w:t>que los métodos más avanzados porque aprende más lentamente al no separar selección y evaluación de acciones.</w:t>
             </w:r>
           </w:p>
         </w:tc>
@@ -13708,6 +13852,7 @@
                 <w:sz w:val="22"/>
                 <w:szCs w:val="22"/>
               </w:rPr>
+              <w:lastRenderedPageBreak/>
               <w:t>Umbral de atasco</w:t>
             </w:r>
           </w:p>
@@ -13782,17 +13927,7 @@
                 <w:sz w:val="22"/>
                 <w:szCs w:val="22"/>
               </w:rPr>
-              <w:t xml:space="preserve">Si el agente no avanza más de 0.05 m en 20 pasos consecutivos, el episodio se termina forzosamente </w:t>
-            </w:r>
-            <w:r>
-              <w:rPr>
-                <w:rFonts w:ascii="Calibri" w:eastAsia="Arial" w:hAnsi="Calibri" w:cs="Calibri"/>
-                <w:color w:val="000000"/>
-                <w:sz w:val="22"/>
-                <w:szCs w:val="22"/>
-              </w:rPr>
-              <w:lastRenderedPageBreak/>
-              <w:t>para no llenar el buffer con transiciones poco informativas.</w:t>
+              <w:t>Si el agente no avanza más de 0.05 m en 20 pasos consecutivos, el episodio se termina forzosamente para no llenar el buffer con transiciones poco informativas.</w:t>
             </w:r>
           </w:p>
         </w:tc>
@@ -13844,23 +13979,7 @@
           <w:sz w:val="22"/>
           <w:szCs w:val="22"/>
         </w:rPr>
-        <w:t xml:space="preserve">El DQN supone </w:t>
-      </w:r>
-      <w:r>
-        <w:rPr>
-          <w:rFonts w:ascii="Calibri" w:eastAsia="Arial" w:hAnsi="Calibri" w:cs="Calibri"/>
-          <w:sz w:val="22"/>
-          <w:szCs w:val="22"/>
-        </w:rPr>
-        <w:t xml:space="preserve">una mejora </w:t>
-      </w:r>
-      <w:r>
-        <w:rPr>
-          <w:rFonts w:ascii="Calibri" w:eastAsia="Arial" w:hAnsi="Calibri" w:cs="Calibri"/>
-          <w:sz w:val="22"/>
-          <w:szCs w:val="22"/>
-        </w:rPr>
-        <w:t>respecto a Q-Learning y SARSA en tres aspectos clave:</w:t>
+        <w:t>El DQN supone una mejora respecto a Q-Learning y SARSA en tres aspectos clave:</w:t>
       </w:r>
     </w:p>
     <w:p>
@@ -13940,6 +14059,19 @@
     </w:p>
     <w:p>
       <w:pPr>
+        <w:pStyle w:val="Prrafodelista"/>
+        <w:spacing w:before="40" w:after="40" w:line="240" w:lineRule="auto"/>
+        <w:contextualSpacing w:val="0"/>
+        <w:jc w:val="both"/>
+        <w:rPr>
+          <w:rFonts w:ascii="Calibri" w:hAnsi="Calibri" w:cs="Calibri"/>
+          <w:sz w:val="22"/>
+          <w:szCs w:val="22"/>
+        </w:rPr>
+      </w:pPr>
+    </w:p>
+    <w:p>
+      <w:pPr>
         <w:spacing w:before="80" w:after="80"/>
         <w:jc w:val="both"/>
         <w:rPr>
@@ -13972,23 +14104,7 @@
           <w:sz w:val="22"/>
           <w:szCs w:val="22"/>
         </w:rPr>
-        <w:t xml:space="preserve"> y evalúa su valor para construir </w:t>
-      </w:r>
-      <w:r>
-        <w:rPr>
-          <w:rFonts w:ascii="Calibri" w:eastAsia="Arial" w:hAnsi="Calibri" w:cs="Calibri"/>
-          <w:sz w:val="22"/>
-          <w:szCs w:val="22"/>
-        </w:rPr>
-        <w:t xml:space="preserve">la ecuación </w:t>
-      </w:r>
-      <w:r>
-        <w:rPr>
-          <w:rFonts w:ascii="Calibri" w:eastAsia="Arial" w:hAnsi="Calibri" w:cs="Calibri"/>
-          <w:sz w:val="22"/>
-          <w:szCs w:val="22"/>
-        </w:rPr>
-        <w:t>de Bellman. Esto produce un sesgo positivo sistemático conocido como sobreestimación de Q-</w:t>
+        <w:t xml:space="preserve"> y evalúa su valor para construir la ecuación de Bellman. Esto produce un sesgo positivo sistemático conocido como sobreestimación de Q-</w:t>
       </w:r>
       <w:proofErr w:type="spellStart"/>
       <w:r>
@@ -14017,7 +14133,6 @@
           <w:numId w:val="2"/>
         </w:numPr>
         <w:spacing w:before="80" w:after="80"/>
-        <w:jc w:val="both"/>
         <w:rPr>
           <w:rFonts w:ascii="Calibri" w:eastAsia="Arial" w:hAnsi="Calibri" w:cs="Calibri"/>
           <w:sz w:val="22"/>
@@ -14027,10 +14142,271 @@
       <w:r>
         <w:rPr>
           <w:rFonts w:ascii="Calibri" w:eastAsia="Arial" w:hAnsi="Calibri" w:cs="Calibri"/>
-          <w:sz w:val="22"/>
-          <w:szCs w:val="22"/>
-        </w:rPr>
-        <w:t>RESULDATOS</w:t>
+          <w:noProof/>
+          <w:sz w:val="22"/>
+          <w:szCs w:val="22"/>
+        </w:rPr>
+        <w:drawing>
+          <wp:anchor distT="0" distB="0" distL="114300" distR="114300" simplePos="0" relativeHeight="251678720" behindDoc="0" locked="0" layoutInCell="1" allowOverlap="1" wp14:anchorId="7C2C4473" wp14:editId="07C4A7E5">
+            <wp:simplePos x="0" y="0"/>
+            <wp:positionH relativeFrom="page">
+              <wp:posOffset>3817620</wp:posOffset>
+            </wp:positionH>
+            <wp:positionV relativeFrom="paragraph">
+              <wp:posOffset>2156460</wp:posOffset>
+            </wp:positionV>
+            <wp:extent cx="3497580" cy="1790065"/>
+            <wp:effectExtent l="0" t="0" r="7620" b="635"/>
+            <wp:wrapTopAndBottom/>
+            <wp:docPr id="91331845" name="Imagen 8"/>
+            <wp:cNvGraphicFramePr>
+              <a:graphicFrameLocks xmlns:a="http://schemas.openxmlformats.org/drawingml/2006/main" noChangeAspect="1"/>
+            </wp:cNvGraphicFramePr>
+            <a:graphic xmlns:a="http://schemas.openxmlformats.org/drawingml/2006/main">
+              <a:graphicData uri="http://schemas.openxmlformats.org/drawingml/2006/picture">
+                <pic:pic xmlns:pic="http://schemas.openxmlformats.org/drawingml/2006/picture">
+                  <pic:nvPicPr>
+                    <pic:cNvPr id="0" name="Picture 4"/>
+                    <pic:cNvPicPr>
+                      <a:picLocks noChangeAspect="1" noChangeArrowheads="1"/>
+                    </pic:cNvPicPr>
+                  </pic:nvPicPr>
+                  <pic:blipFill>
+                    <a:blip r:embed="rId21">
+                      <a:extLst>
+                        <a:ext uri="{28A0092B-C50C-407E-A947-70E740481C1C}">
+                          <a14:useLocalDpi xmlns:a14="http://schemas.microsoft.com/office/drawing/2010/main" val="0"/>
+                        </a:ext>
+                      </a:extLst>
+                    </a:blip>
+                    <a:srcRect/>
+                    <a:stretch>
+                      <a:fillRect/>
+                    </a:stretch>
+                  </pic:blipFill>
+                  <pic:spPr bwMode="auto">
+                    <a:xfrm>
+                      <a:off x="0" y="0"/>
+                      <a:ext cx="3497580" cy="1790065"/>
+                    </a:xfrm>
+                    <a:prstGeom prst="rect">
+                      <a:avLst/>
+                    </a:prstGeom>
+                    <a:noFill/>
+                  </pic:spPr>
+                </pic:pic>
+              </a:graphicData>
+            </a:graphic>
+            <wp14:sizeRelH relativeFrom="margin">
+              <wp14:pctWidth>0</wp14:pctWidth>
+            </wp14:sizeRelH>
+            <wp14:sizeRelV relativeFrom="margin">
+              <wp14:pctHeight>0</wp14:pctHeight>
+            </wp14:sizeRelV>
+          </wp:anchor>
+        </w:drawing>
+      </w:r>
+      <w:r>
+        <w:rPr>
+          <w:rFonts w:ascii="Calibri" w:eastAsia="Arial" w:hAnsi="Calibri" w:cs="Calibri"/>
+          <w:sz w:val="22"/>
+          <w:szCs w:val="22"/>
+        </w:rPr>
+        <w:t>RESULT</w:t>
+      </w:r>
+      <w:r>
+        <w:rPr>
+          <w:rFonts w:ascii="Calibri" w:eastAsia="Arial" w:hAnsi="Calibri" w:cs="Calibri"/>
+          <w:sz w:val="22"/>
+          <w:szCs w:val="22"/>
+        </w:rPr>
+        <w:t>AD</w:t>
+      </w:r>
+      <w:r>
+        <w:rPr>
+          <w:rFonts w:ascii="Calibri" w:eastAsia="Arial" w:hAnsi="Calibri" w:cs="Calibri"/>
+          <w:sz w:val="22"/>
+          <w:szCs w:val="22"/>
+        </w:rPr>
+        <w:t>OS</w:t>
+      </w:r>
+      <w:r>
+        <w:drawing>
+          <wp:anchor distT="0" distB="0" distL="114300" distR="114300" simplePos="0" relativeHeight="251676672" behindDoc="0" locked="0" layoutInCell="1" allowOverlap="1" wp14:anchorId="2C2AEBE3" wp14:editId="3A18F2DF">
+            <wp:simplePos x="0" y="0"/>
+            <wp:positionH relativeFrom="margin">
+              <wp:posOffset>-988695</wp:posOffset>
+            </wp:positionH>
+            <wp:positionV relativeFrom="paragraph">
+              <wp:posOffset>2096135</wp:posOffset>
+            </wp:positionV>
+            <wp:extent cx="3611880" cy="1835785"/>
+            <wp:effectExtent l="0" t="0" r="7620" b="0"/>
+            <wp:wrapTopAndBottom/>
+            <wp:docPr id="1340720545" name="Imagen 1"/>
+            <wp:cNvGraphicFramePr>
+              <a:graphicFrameLocks xmlns:a="http://schemas.openxmlformats.org/drawingml/2006/main" noChangeAspect="1"/>
+            </wp:cNvGraphicFramePr>
+            <a:graphic xmlns:a="http://schemas.openxmlformats.org/drawingml/2006/main">
+              <a:graphicData uri="http://schemas.openxmlformats.org/drawingml/2006/picture">
+                <pic:pic xmlns:pic="http://schemas.openxmlformats.org/drawingml/2006/picture">
+                  <pic:nvPicPr>
+                    <pic:cNvPr id="1340720545" name=""/>
+                    <pic:cNvPicPr/>
+                  </pic:nvPicPr>
+                  <pic:blipFill>
+                    <a:blip r:embed="rId22">
+                      <a:extLst>
+                        <a:ext uri="{28A0092B-C50C-407E-A947-70E740481C1C}">
+                          <a14:useLocalDpi xmlns:a14="http://schemas.microsoft.com/office/drawing/2010/main" val="0"/>
+                        </a:ext>
+                      </a:extLst>
+                    </a:blip>
+                    <a:stretch>
+                      <a:fillRect/>
+                    </a:stretch>
+                  </pic:blipFill>
+                  <pic:spPr>
+                    <a:xfrm>
+                      <a:off x="0" y="0"/>
+                      <a:ext cx="3611880" cy="1835785"/>
+                    </a:xfrm>
+                    <a:prstGeom prst="rect">
+                      <a:avLst/>
+                    </a:prstGeom>
+                  </pic:spPr>
+                </pic:pic>
+              </a:graphicData>
+            </a:graphic>
+            <wp14:sizeRelH relativeFrom="margin">
+              <wp14:pctWidth>0</wp14:pctWidth>
+            </wp14:sizeRelH>
+            <wp14:sizeRelV relativeFrom="margin">
+              <wp14:pctHeight>0</wp14:pctHeight>
+            </wp14:sizeRelV>
+          </wp:anchor>
+        </w:drawing>
+      </w:r>
+      <w:r>
+        <w:rPr>
+          <w:noProof/>
+        </w:rPr>
+        <w:drawing>
+          <wp:anchor distT="0" distB="0" distL="114300" distR="114300" simplePos="0" relativeHeight="251674624" behindDoc="0" locked="0" layoutInCell="1" allowOverlap="1" wp14:anchorId="07CE03B2" wp14:editId="094A64DF">
+            <wp:simplePos x="0" y="0"/>
+            <wp:positionH relativeFrom="column">
+              <wp:posOffset>2662555</wp:posOffset>
+            </wp:positionH>
+            <wp:positionV relativeFrom="paragraph">
+              <wp:posOffset>254000</wp:posOffset>
+            </wp:positionV>
+            <wp:extent cx="3476625" cy="1779270"/>
+            <wp:effectExtent l="0" t="0" r="9525" b="0"/>
+            <wp:wrapTopAndBottom/>
+            <wp:docPr id="1114285484" name="Imagen 6"/>
+            <wp:cNvGraphicFramePr>
+              <a:graphicFrameLocks xmlns:a="http://schemas.openxmlformats.org/drawingml/2006/main" noChangeAspect="1"/>
+            </wp:cNvGraphicFramePr>
+            <a:graphic xmlns:a="http://schemas.openxmlformats.org/drawingml/2006/main">
+              <a:graphicData uri="http://schemas.openxmlformats.org/drawingml/2006/picture">
+                <pic:pic xmlns:pic="http://schemas.openxmlformats.org/drawingml/2006/picture">
+                  <pic:nvPicPr>
+                    <pic:cNvPr id="0" name="Picture 2"/>
+                    <pic:cNvPicPr>
+                      <a:picLocks noChangeAspect="1" noChangeArrowheads="1"/>
+                    </pic:cNvPicPr>
+                  </pic:nvPicPr>
+                  <pic:blipFill>
+                    <a:blip r:embed="rId23">
+                      <a:extLst>
+                        <a:ext uri="{28A0092B-C50C-407E-A947-70E740481C1C}">
+                          <a14:useLocalDpi xmlns:a14="http://schemas.microsoft.com/office/drawing/2010/main" val="0"/>
+                        </a:ext>
+                      </a:extLst>
+                    </a:blip>
+                    <a:srcRect/>
+                    <a:stretch>
+                      <a:fillRect/>
+                    </a:stretch>
+                  </pic:blipFill>
+                  <pic:spPr bwMode="auto">
+                    <a:xfrm>
+                      <a:off x="0" y="0"/>
+                      <a:ext cx="3476625" cy="1779270"/>
+                    </a:xfrm>
+                    <a:prstGeom prst="rect">
+                      <a:avLst/>
+                    </a:prstGeom>
+                    <a:noFill/>
+                  </pic:spPr>
+                </pic:pic>
+              </a:graphicData>
+            </a:graphic>
+            <wp14:sizeRelH relativeFrom="margin">
+              <wp14:pctWidth>0</wp14:pctWidth>
+            </wp14:sizeRelH>
+            <wp14:sizeRelV relativeFrom="margin">
+              <wp14:pctHeight>0</wp14:pctHeight>
+            </wp14:sizeRelV>
+          </wp:anchor>
+        </w:drawing>
+      </w:r>
+      <w:r>
+        <w:drawing>
+          <wp:anchor distT="0" distB="0" distL="114300" distR="114300" simplePos="0" relativeHeight="251673600" behindDoc="0" locked="0" layoutInCell="1" allowOverlap="1" wp14:anchorId="75014872" wp14:editId="1B265FC8">
+            <wp:simplePos x="0" y="0"/>
+            <wp:positionH relativeFrom="page">
+              <wp:align>left</wp:align>
+            </wp:positionH>
+            <wp:positionV relativeFrom="paragraph">
+              <wp:posOffset>225425</wp:posOffset>
+            </wp:positionV>
+            <wp:extent cx="3685540" cy="1847850"/>
+            <wp:effectExtent l="0" t="0" r="0" b="0"/>
+            <wp:wrapTopAndBottom/>
+            <wp:docPr id="1874275650" name="Imagen 1"/>
+            <wp:cNvGraphicFramePr>
+              <a:graphicFrameLocks xmlns:a="http://schemas.openxmlformats.org/drawingml/2006/main" noChangeAspect="1"/>
+            </wp:cNvGraphicFramePr>
+            <a:graphic xmlns:a="http://schemas.openxmlformats.org/drawingml/2006/main">
+              <a:graphicData uri="http://schemas.openxmlformats.org/drawingml/2006/picture">
+                <pic:pic xmlns:pic="http://schemas.openxmlformats.org/drawingml/2006/picture">
+                  <pic:nvPicPr>
+                    <pic:cNvPr id="1874275650" name=""/>
+                    <pic:cNvPicPr/>
+                  </pic:nvPicPr>
+                  <pic:blipFill>
+                    <a:blip r:embed="rId24">
+                      <a:extLst>
+                        <a:ext uri="{28A0092B-C50C-407E-A947-70E740481C1C}">
+                          <a14:useLocalDpi xmlns:a14="http://schemas.microsoft.com/office/drawing/2010/main" val="0"/>
+                        </a:ext>
+                      </a:extLst>
+                    </a:blip>
+                    <a:stretch>
+                      <a:fillRect/>
+                    </a:stretch>
+                  </pic:blipFill>
+                  <pic:spPr>
+                    <a:xfrm>
+                      <a:off x="0" y="0"/>
+                      <a:ext cx="3685540" cy="1847850"/>
+                    </a:xfrm>
+                    <a:prstGeom prst="rect">
+                      <a:avLst/>
+                    </a:prstGeom>
+                  </pic:spPr>
+                </pic:pic>
+              </a:graphicData>
+            </a:graphic>
+            <wp14:sizeRelH relativeFrom="margin">
+              <wp14:pctWidth>0</wp14:pctWidth>
+            </wp14:sizeRelH>
+            <wp14:sizeRelV relativeFrom="margin">
+              <wp14:pctHeight>0</wp14:pctHeight>
+            </wp14:sizeRelV>
+          </wp:anchor>
+        </w:drawing>
       </w:r>
     </w:p>
     <w:p>
@@ -14038,18 +14414,113 @@
         <w:spacing w:before="80" w:after="80"/>
         <w:jc w:val="both"/>
         <w:rPr>
-          <w:rFonts w:ascii="Calibri" w:hAnsi="Calibri" w:cs="Calibri"/>
-          <w:sz w:val="22"/>
-          <w:szCs w:val="22"/>
-        </w:rPr>
-      </w:pPr>
-      <w:r>
-        <w:rPr>
           <w:rFonts w:ascii="Calibri" w:eastAsia="Arial" w:hAnsi="Calibri" w:cs="Calibri"/>
           <w:sz w:val="22"/>
           <w:szCs w:val="22"/>
         </w:rPr>
-        <w:t>El DQN fue entrenado durante 7 000 episodios. Los datos de entrenamiento revelan una convergencia real y significativa, aunque más lenta que los algoritmos posteriores. Hasta el episodio ~4 500 el agente acumula experiencia sin éxitos consistentes, y en torno a ese punto se produce un salto brusco: el porcentaje de episodios que terminan con el vehículo a menos de 0.35 m de la plaza pasa del 10 % al 80 %, manteniéndose en esa banda hasta el final del entrenamiento.</w:t>
+      </w:pPr>
+    </w:p>
+    <w:p>
+      <w:pPr>
+        <w:spacing w:before="80" w:after="80"/>
+        <w:jc w:val="both"/>
+        <w:rPr>
+          <w:rFonts w:ascii="Calibri" w:eastAsia="Arial" w:hAnsi="Calibri" w:cs="Calibri"/>
+          <w:sz w:val="22"/>
+          <w:szCs w:val="22"/>
+        </w:rPr>
+      </w:pPr>
+      <w:r>
+        <w:drawing>
+          <wp:anchor distT="0" distB="0" distL="114300" distR="114300" simplePos="0" relativeHeight="251680768" behindDoc="0" locked="0" layoutInCell="1" allowOverlap="1" wp14:anchorId="77F3CD6F" wp14:editId="767CAE3D">
+            <wp:simplePos x="0" y="0"/>
+            <wp:positionH relativeFrom="margin">
+              <wp:align>left</wp:align>
+            </wp:positionH>
+            <wp:positionV relativeFrom="paragraph">
+              <wp:posOffset>0</wp:posOffset>
+            </wp:positionV>
+            <wp:extent cx="4678680" cy="2436495"/>
+            <wp:effectExtent l="0" t="0" r="7620" b="1905"/>
+            <wp:wrapTopAndBottom/>
+            <wp:docPr id="1184018952" name="Imagen 1"/>
+            <wp:cNvGraphicFramePr>
+              <a:graphicFrameLocks xmlns:a="http://schemas.openxmlformats.org/drawingml/2006/main" noChangeAspect="1"/>
+            </wp:cNvGraphicFramePr>
+            <a:graphic xmlns:a="http://schemas.openxmlformats.org/drawingml/2006/main">
+              <a:graphicData uri="http://schemas.openxmlformats.org/drawingml/2006/picture">
+                <pic:pic xmlns:pic="http://schemas.openxmlformats.org/drawingml/2006/picture">
+                  <pic:nvPicPr>
+                    <pic:cNvPr id="1184018952" name=""/>
+                    <pic:cNvPicPr/>
+                  </pic:nvPicPr>
+                  <pic:blipFill>
+                    <a:blip r:embed="rId25">
+                      <a:extLst>
+                        <a:ext uri="{28A0092B-C50C-407E-A947-70E740481C1C}">
+                          <a14:useLocalDpi xmlns:a14="http://schemas.microsoft.com/office/drawing/2010/main" val="0"/>
+                        </a:ext>
+                      </a:extLst>
+                    </a:blip>
+                    <a:stretch>
+                      <a:fillRect/>
+                    </a:stretch>
+                  </pic:blipFill>
+                  <pic:spPr>
+                    <a:xfrm>
+                      <a:off x="0" y="0"/>
+                      <a:ext cx="4678680" cy="2436495"/>
+                    </a:xfrm>
+                    <a:prstGeom prst="rect">
+                      <a:avLst/>
+                    </a:prstGeom>
+                  </pic:spPr>
+                </pic:pic>
+              </a:graphicData>
+            </a:graphic>
+            <wp14:sizeRelH relativeFrom="margin">
+              <wp14:pctWidth>0</wp14:pctWidth>
+            </wp14:sizeRelH>
+            <wp14:sizeRelV relativeFrom="margin">
+              <wp14:pctHeight>0</wp14:pctHeight>
+            </wp14:sizeRelV>
+          </wp:anchor>
+        </w:drawing>
+      </w:r>
+    </w:p>
+    <w:p>
+      <w:pPr>
+        <w:spacing w:before="80" w:after="80"/>
+        <w:jc w:val="both"/>
+        <w:rPr>
+          <w:rFonts w:ascii="Calibri" w:hAnsi="Calibri" w:cs="Calibri"/>
+          <w:sz w:val="22"/>
+          <w:szCs w:val="22"/>
+        </w:rPr>
+      </w:pPr>
+      <w:r>
+        <w:rPr>
+          <w:rFonts w:ascii="Calibri" w:eastAsia="Arial" w:hAnsi="Calibri" w:cs="Calibri"/>
+          <w:sz w:val="22"/>
+          <w:szCs w:val="22"/>
+        </w:rPr>
+        <w:t>El DQN fue entrenado durante 7 000 episodios. Los datos de entrenamiento revelan una convergencia real y significativa, aunque más lenta que los algoritmos posteriores</w:t>
+      </w:r>
+      <w:r>
+        <w:rPr>
+          <w:rFonts w:ascii="Calibri" w:eastAsia="Arial" w:hAnsi="Calibri" w:cs="Calibri"/>
+          <w:sz w:val="22"/>
+          <w:szCs w:val="22"/>
+        </w:rPr>
+        <w:t xml:space="preserve"> y previos</w:t>
+      </w:r>
+      <w:r>
+        <w:rPr>
+          <w:rFonts w:ascii="Calibri" w:eastAsia="Arial" w:hAnsi="Calibri" w:cs="Calibri"/>
+          <w:sz w:val="22"/>
+          <w:szCs w:val="22"/>
+        </w:rPr>
+        <w:t>. Hasta el episodio 4 500 el agente acumula experiencia sin éxitos consistentes, y en torno a ese punto se produce un salto brusco: el porcentaje de episodios que terminan con el vehículo a menos de 0.35 m de la plaza pasa del 10 % al 80 %, manteniéndose en esa banda hasta el final del entrenamiento.</w:t>
       </w:r>
     </w:p>
     <w:p>
@@ -14148,7 +14619,7 @@
           <w:sz w:val="22"/>
           <w:szCs w:val="22"/>
         </w:rPr>
-        <w:t>El DQN demuestra ser capaz de resolver la tarea de aparcamiento autónomo en el entorno continuo, superando claramente las limitaciones de precisión de los métodos tabulares. Su convergencia es real —el agente aprende a posicionarse dentro del radio de la plaza en más del 80 % de los episodios finales— pero es la más lenta de los tres algoritmos implementados, necesitando ~4 500 episodios para estabilizarse.</w:t>
+        <w:t>El DQN demuestra ser capaz de resolver la tarea de aparcamiento autónomo en el entorno continuo. Su convergencia es real —el agente aprende a posicionarse dentro del radio de la plaza en más del 80 % de los episodios finales— pero es la más lenta de los algoritmos implementados, necesitando ~4 500 episodios para estabilizarse.</w:t>
       </w:r>
     </w:p>
     <w:p>
@@ -14167,7 +14638,6 @@
           <w:sz w:val="22"/>
           <w:szCs w:val="22"/>
         </w:rPr>
-        <w:lastRenderedPageBreak/>
         <w:t>La principal limitación identificada es el sesgo de sobreestimación: al usar la misma red para seleccionar y evaluar acciones en el target de Bellman, el agente puede aprender valores Q inflados que ralentizan la convergencia y dificultan el cumplimiento simultáneo de todas las condiciones de aparcamiento. Esta limitación es la motivación directa para la implementación del Double DQN, que introduce una segunda red para desacoplar estas dos responsabilidades.</w:t>
       </w:r>
     </w:p>
@@ -14192,7 +14662,6 @@
           <w:bCs/>
           <w:sz w:val="22"/>
           <w:szCs w:val="22"/>
-          <w:lang w:val="en-GB"/>
         </w:rPr>
       </w:pPr>
       <w:r>
@@ -14202,7 +14671,6 @@
           <w:bCs/>
           <w:sz w:val="22"/>
           <w:szCs w:val="22"/>
-          <w:lang w:val="en-GB"/>
         </w:rPr>
         <w:t xml:space="preserve">5.2) Double Deep Q-Network </w:t>
       </w:r>
@@ -14223,6 +14691,7 @@
           <w:sz w:val="22"/>
           <w:szCs w:val="22"/>
         </w:rPr>
+        <w:lastRenderedPageBreak/>
         <w:t xml:space="preserve">El Double DQN parte de la misma base que el DQN estándar: una red neuronal entrenada con </w:t>
       </w:r>
       <w:proofErr w:type="spellStart"/>
@@ -14361,7 +14830,7 @@
           <w:sz w:val="22"/>
           <w:szCs w:val="22"/>
         </w:rPr>
-        <w:t>[DQN</w:t>
+        <w:t xml:space="preserve">[DQN </w:t>
       </w:r>
       <w:r>
         <w:rPr>
@@ -14371,7 +14840,7 @@
           <w:sz w:val="22"/>
           <w:szCs w:val="22"/>
         </w:rPr>
-        <w:t xml:space="preserve"> </w:t>
+        <w:sym w:font="Wingdings" w:char="F0E0"/>
       </w:r>
       <w:r>
         <w:rPr>
@@ -14381,27 +14850,7 @@
           <w:sz w:val="22"/>
           <w:szCs w:val="22"/>
         </w:rPr>
-        <w:sym w:font="Wingdings" w:char="F0E0"/>
-      </w:r>
-      <w:r>
-        <w:rPr>
-          <w:rFonts w:ascii="Calibri" w:eastAsia="Arial" w:hAnsi="Calibri" w:cs="Calibri"/>
-          <w:b/>
-          <w:bCs/>
-          <w:sz w:val="22"/>
-          <w:szCs w:val="22"/>
-        </w:rPr>
-        <w:t xml:space="preserve"> </w:t>
-      </w:r>
-      <w:r>
-        <w:rPr>
-          <w:rFonts w:ascii="Calibri" w:eastAsia="Arial" w:hAnsi="Calibri" w:cs="Calibri"/>
-          <w:b/>
-          <w:bCs/>
-          <w:sz w:val="22"/>
-          <w:szCs w:val="22"/>
-        </w:rPr>
-        <w:t>red única]</w:t>
+        <w:t xml:space="preserve"> red única]</w:t>
       </w:r>
     </w:p>
     <w:p>
@@ -14544,7 +14993,7 @@
           <w:sz w:val="22"/>
           <w:szCs w:val="22"/>
         </w:rPr>
-        <w:t xml:space="preserve">' Q(s', a'; θ); θ⁻)     </w:t>
+        <w:t xml:space="preserve">' Q(s', a'; θ); θ⁻)    </w:t>
       </w:r>
       <w:r>
         <w:rPr>
@@ -14554,7 +15003,7 @@
           <w:sz w:val="22"/>
           <w:szCs w:val="22"/>
         </w:rPr>
-        <w:t>[Double DQN</w:t>
+        <w:t xml:space="preserve">[Double DQN </w:t>
       </w:r>
       <w:r>
         <w:rPr>
@@ -14564,7 +15013,7 @@
           <w:sz w:val="22"/>
           <w:szCs w:val="22"/>
         </w:rPr>
-        <w:t xml:space="preserve"> </w:t>
+        <w:sym w:font="Wingdings" w:char="F0E0"/>
       </w:r>
       <w:r>
         <w:rPr>
@@ -14574,27 +15023,7 @@
           <w:sz w:val="22"/>
           <w:szCs w:val="22"/>
         </w:rPr>
-        <w:sym w:font="Wingdings" w:char="F0E0"/>
-      </w:r>
-      <w:r>
-        <w:rPr>
-          <w:rFonts w:ascii="Calibri" w:eastAsia="Arial" w:hAnsi="Calibri" w:cs="Calibri"/>
-          <w:b/>
-          <w:bCs/>
-          <w:sz w:val="22"/>
-          <w:szCs w:val="22"/>
-        </w:rPr>
-        <w:t xml:space="preserve"> </w:t>
-      </w:r>
-      <w:r>
-        <w:rPr>
-          <w:rFonts w:ascii="Calibri" w:eastAsia="Arial" w:hAnsi="Calibri" w:cs="Calibri"/>
-          <w:b/>
-          <w:bCs/>
-          <w:sz w:val="22"/>
-          <w:szCs w:val="22"/>
-        </w:rPr>
-        <w:t>redes desacopladas]</w:t>
+        <w:t xml:space="preserve"> redes desacopladas]</w:t>
       </w:r>
     </w:p>
     <w:p>
@@ -15236,7 +15665,6 @@
                 <w:sz w:val="22"/>
                 <w:szCs w:val="22"/>
               </w:rPr>
-              <w:lastRenderedPageBreak/>
               <w:t>Factor de descuento γ</w:t>
             </w:r>
           </w:p>
@@ -15589,6 +16017,7 @@
                 <w:sz w:val="22"/>
                 <w:szCs w:val="22"/>
               </w:rPr>
+              <w:lastRenderedPageBreak/>
               <w:t>Tamaño replay buffer</w:t>
             </w:r>
           </w:p>
@@ -16370,25 +16799,380 @@
           <w:sz w:val="22"/>
           <w:szCs w:val="22"/>
         </w:rPr>
+        <w:drawing>
+          <wp:anchor distT="0" distB="0" distL="114300" distR="114300" simplePos="0" relativeHeight="251681792" behindDoc="0" locked="0" layoutInCell="1" allowOverlap="1" wp14:anchorId="3D0F1EFE" wp14:editId="3029E551">
+            <wp:simplePos x="0" y="0"/>
+            <wp:positionH relativeFrom="column">
+              <wp:posOffset>-927735</wp:posOffset>
+            </wp:positionH>
+            <wp:positionV relativeFrom="paragraph">
+              <wp:posOffset>343535</wp:posOffset>
+            </wp:positionV>
+            <wp:extent cx="3677285" cy="1844040"/>
+            <wp:effectExtent l="0" t="0" r="0" b="3810"/>
+            <wp:wrapTopAndBottom/>
+            <wp:docPr id="2053179787" name="Imagen 1"/>
+            <wp:cNvGraphicFramePr>
+              <a:graphicFrameLocks xmlns:a="http://schemas.openxmlformats.org/drawingml/2006/main" noChangeAspect="1"/>
+            </wp:cNvGraphicFramePr>
+            <a:graphic xmlns:a="http://schemas.openxmlformats.org/drawingml/2006/main">
+              <a:graphicData uri="http://schemas.openxmlformats.org/drawingml/2006/picture">
+                <pic:pic xmlns:pic="http://schemas.openxmlformats.org/drawingml/2006/picture">
+                  <pic:nvPicPr>
+                    <pic:cNvPr id="2053179787" name=""/>
+                    <pic:cNvPicPr/>
+                  </pic:nvPicPr>
+                  <pic:blipFill>
+                    <a:blip r:embed="rId26">
+                      <a:extLst>
+                        <a:ext uri="{28A0092B-C50C-407E-A947-70E740481C1C}">
+                          <a14:useLocalDpi xmlns:a14="http://schemas.microsoft.com/office/drawing/2010/main" val="0"/>
+                        </a:ext>
+                      </a:extLst>
+                    </a:blip>
+                    <a:stretch>
+                      <a:fillRect/>
+                    </a:stretch>
+                  </pic:blipFill>
+                  <pic:spPr>
+                    <a:xfrm>
+                      <a:off x="0" y="0"/>
+                      <a:ext cx="3677285" cy="1844040"/>
+                    </a:xfrm>
+                    <a:prstGeom prst="rect">
+                      <a:avLst/>
+                    </a:prstGeom>
+                  </pic:spPr>
+                </pic:pic>
+              </a:graphicData>
+            </a:graphic>
+            <wp14:sizeRelH relativeFrom="margin">
+              <wp14:pctWidth>0</wp14:pctWidth>
+            </wp14:sizeRelH>
+            <wp14:sizeRelV relativeFrom="margin">
+              <wp14:pctHeight>0</wp14:pctHeight>
+            </wp14:sizeRelV>
+          </wp:anchor>
+        </w:drawing>
+      </w:r>
+      <w:r>
+        <w:rPr>
+          <w:rFonts w:ascii="Calibri" w:hAnsi="Calibri" w:cs="Calibri"/>
+          <w:noProof/>
+          <w:sz w:val="22"/>
+          <w:szCs w:val="22"/>
+        </w:rPr>
+        <w:drawing>
+          <wp:anchor distT="0" distB="0" distL="114300" distR="114300" simplePos="0" relativeHeight="251682816" behindDoc="0" locked="0" layoutInCell="1" allowOverlap="1" wp14:anchorId="20D2227A" wp14:editId="37CC14B0">
+            <wp:simplePos x="0" y="0"/>
+            <wp:positionH relativeFrom="column">
+              <wp:posOffset>2767965</wp:posOffset>
+            </wp:positionH>
+            <wp:positionV relativeFrom="paragraph">
+              <wp:posOffset>335915</wp:posOffset>
+            </wp:positionV>
+            <wp:extent cx="3581400" cy="1831975"/>
+            <wp:effectExtent l="0" t="0" r="0" b="0"/>
+            <wp:wrapTopAndBottom/>
+            <wp:docPr id="1342478098" name="Imagen 9"/>
+            <wp:cNvGraphicFramePr>
+              <a:graphicFrameLocks xmlns:a="http://schemas.openxmlformats.org/drawingml/2006/main" noChangeAspect="1"/>
+            </wp:cNvGraphicFramePr>
+            <a:graphic xmlns:a="http://schemas.openxmlformats.org/drawingml/2006/main">
+              <a:graphicData uri="http://schemas.openxmlformats.org/drawingml/2006/picture">
+                <pic:pic xmlns:pic="http://schemas.openxmlformats.org/drawingml/2006/picture">
+                  <pic:nvPicPr>
+                    <pic:cNvPr id="0" name="Picture 5"/>
+                    <pic:cNvPicPr>
+                      <a:picLocks noChangeAspect="1" noChangeArrowheads="1"/>
+                    </pic:cNvPicPr>
+                  </pic:nvPicPr>
+                  <pic:blipFill>
+                    <a:blip r:embed="rId27">
+                      <a:extLst>
+                        <a:ext uri="{28A0092B-C50C-407E-A947-70E740481C1C}">
+                          <a14:useLocalDpi xmlns:a14="http://schemas.microsoft.com/office/drawing/2010/main" val="0"/>
+                        </a:ext>
+                      </a:extLst>
+                    </a:blip>
+                    <a:srcRect/>
+                    <a:stretch>
+                      <a:fillRect/>
+                    </a:stretch>
+                  </pic:blipFill>
+                  <pic:spPr bwMode="auto">
+                    <a:xfrm>
+                      <a:off x="0" y="0"/>
+                      <a:ext cx="3581400" cy="1831975"/>
+                    </a:xfrm>
+                    <a:prstGeom prst="rect">
+                      <a:avLst/>
+                    </a:prstGeom>
+                    <a:noFill/>
+                  </pic:spPr>
+                </pic:pic>
+              </a:graphicData>
+            </a:graphic>
+            <wp14:sizeRelH relativeFrom="margin">
+              <wp14:pctWidth>0</wp14:pctWidth>
+            </wp14:sizeRelH>
+            <wp14:sizeRelV relativeFrom="margin">
+              <wp14:pctHeight>0</wp14:pctHeight>
+            </wp14:sizeRelV>
+          </wp:anchor>
+        </w:drawing>
+      </w:r>
+      <w:r>
+        <w:rPr>
+          <w:rFonts w:ascii="Calibri" w:hAnsi="Calibri" w:cs="Calibri"/>
+          <w:sz w:val="22"/>
+          <w:szCs w:val="22"/>
+        </w:rPr>
         <w:t>RESULTADOS</w:t>
       </w:r>
     </w:p>
     <w:p>
       <w:pPr>
+        <w:pStyle w:val="Prrafodelista"/>
+        <w:spacing w:before="160"/>
+        <w:ind w:left="1080"/>
+        <w:jc w:val="both"/>
+        <w:rPr>
+          <w:rFonts w:ascii="Calibri" w:hAnsi="Calibri" w:cs="Calibri"/>
+          <w:sz w:val="22"/>
+          <w:szCs w:val="22"/>
+        </w:rPr>
+      </w:pPr>
+      <w:r>
+        <w:rPr>
+          <w:rFonts w:ascii="Calibri" w:hAnsi="Calibri" w:cs="Calibri"/>
+          <w:noProof/>
+          <w:sz w:val="22"/>
+          <w:szCs w:val="22"/>
+        </w:rPr>
+        <w:drawing>
+          <wp:anchor distT="0" distB="0" distL="114300" distR="114300" simplePos="0" relativeHeight="251684864" behindDoc="0" locked="0" layoutInCell="1" allowOverlap="1" wp14:anchorId="42DC2366" wp14:editId="7C6FE89F">
+            <wp:simplePos x="0" y="0"/>
+            <wp:positionH relativeFrom="page">
+              <wp:posOffset>3830320</wp:posOffset>
+            </wp:positionH>
+            <wp:positionV relativeFrom="paragraph">
+              <wp:posOffset>2155190</wp:posOffset>
+            </wp:positionV>
+            <wp:extent cx="3612087" cy="1836420"/>
+            <wp:effectExtent l="0" t="0" r="7620" b="0"/>
+            <wp:wrapTopAndBottom/>
+            <wp:docPr id="994069822" name="Imagen 11"/>
+            <wp:cNvGraphicFramePr>
+              <a:graphicFrameLocks xmlns:a="http://schemas.openxmlformats.org/drawingml/2006/main" noChangeAspect="1"/>
+            </wp:cNvGraphicFramePr>
+            <a:graphic xmlns:a="http://schemas.openxmlformats.org/drawingml/2006/main">
+              <a:graphicData uri="http://schemas.openxmlformats.org/drawingml/2006/picture">
+                <pic:pic xmlns:pic="http://schemas.openxmlformats.org/drawingml/2006/picture">
+                  <pic:nvPicPr>
+                    <pic:cNvPr id="0" name="Picture 7"/>
+                    <pic:cNvPicPr>
+                      <a:picLocks noChangeAspect="1" noChangeArrowheads="1"/>
+                    </pic:cNvPicPr>
+                  </pic:nvPicPr>
+                  <pic:blipFill>
+                    <a:blip r:embed="rId28">
+                      <a:extLst>
+                        <a:ext uri="{28A0092B-C50C-407E-A947-70E740481C1C}">
+                          <a14:useLocalDpi xmlns:a14="http://schemas.microsoft.com/office/drawing/2010/main" val="0"/>
+                        </a:ext>
+                      </a:extLst>
+                    </a:blip>
+                    <a:srcRect/>
+                    <a:stretch>
+                      <a:fillRect/>
+                    </a:stretch>
+                  </pic:blipFill>
+                  <pic:spPr bwMode="auto">
+                    <a:xfrm>
+                      <a:off x="0" y="0"/>
+                      <a:ext cx="3612087" cy="1836420"/>
+                    </a:xfrm>
+                    <a:prstGeom prst="rect">
+                      <a:avLst/>
+                    </a:prstGeom>
+                    <a:noFill/>
+                  </pic:spPr>
+                </pic:pic>
+              </a:graphicData>
+            </a:graphic>
+            <wp14:sizeRelH relativeFrom="margin">
+              <wp14:pctWidth>0</wp14:pctWidth>
+            </wp14:sizeRelH>
+            <wp14:sizeRelV relativeFrom="margin">
+              <wp14:pctHeight>0</wp14:pctHeight>
+            </wp14:sizeRelV>
+          </wp:anchor>
+        </w:drawing>
+      </w:r>
+      <w:r>
+        <w:rPr>
+          <w:rFonts w:ascii="Calibri" w:eastAsia="Arial" w:hAnsi="Calibri" w:cs="Calibri"/>
+          <w:noProof/>
+          <w:sz w:val="22"/>
+          <w:szCs w:val="22"/>
+        </w:rPr>
+        <w:drawing>
+          <wp:anchor distT="0" distB="0" distL="114300" distR="114300" simplePos="0" relativeHeight="251683840" behindDoc="0" locked="0" layoutInCell="1" allowOverlap="1" wp14:anchorId="177C7C87" wp14:editId="1BEDB820">
+            <wp:simplePos x="0" y="0"/>
+            <wp:positionH relativeFrom="page">
+              <wp:posOffset>60325</wp:posOffset>
+            </wp:positionH>
+            <wp:positionV relativeFrom="paragraph">
+              <wp:posOffset>2068195</wp:posOffset>
+            </wp:positionV>
+            <wp:extent cx="3768090" cy="1927860"/>
+            <wp:effectExtent l="0" t="0" r="3810" b="0"/>
+            <wp:wrapTopAndBottom/>
+            <wp:docPr id="473607122" name="Imagen 10"/>
+            <wp:cNvGraphicFramePr>
+              <a:graphicFrameLocks xmlns:a="http://schemas.openxmlformats.org/drawingml/2006/main" noChangeAspect="1"/>
+            </wp:cNvGraphicFramePr>
+            <a:graphic xmlns:a="http://schemas.openxmlformats.org/drawingml/2006/main">
+              <a:graphicData uri="http://schemas.openxmlformats.org/drawingml/2006/picture">
+                <pic:pic xmlns:pic="http://schemas.openxmlformats.org/drawingml/2006/picture">
+                  <pic:nvPicPr>
+                    <pic:cNvPr id="0" name="Picture 6"/>
+                    <pic:cNvPicPr>
+                      <a:picLocks noChangeAspect="1" noChangeArrowheads="1"/>
+                    </pic:cNvPicPr>
+                  </pic:nvPicPr>
+                  <pic:blipFill>
+                    <a:blip r:embed="rId29">
+                      <a:extLst>
+                        <a:ext uri="{28A0092B-C50C-407E-A947-70E740481C1C}">
+                          <a14:useLocalDpi xmlns:a14="http://schemas.microsoft.com/office/drawing/2010/main" val="0"/>
+                        </a:ext>
+                      </a:extLst>
+                    </a:blip>
+                    <a:srcRect/>
+                    <a:stretch>
+                      <a:fillRect/>
+                    </a:stretch>
+                  </pic:blipFill>
+                  <pic:spPr bwMode="auto">
+                    <a:xfrm>
+                      <a:off x="0" y="0"/>
+                      <a:ext cx="3768090" cy="1927860"/>
+                    </a:xfrm>
+                    <a:prstGeom prst="rect">
+                      <a:avLst/>
+                    </a:prstGeom>
+                    <a:noFill/>
+                  </pic:spPr>
+                </pic:pic>
+              </a:graphicData>
+            </a:graphic>
+            <wp14:sizeRelH relativeFrom="margin">
+              <wp14:pctWidth>0</wp14:pctWidth>
+            </wp14:sizeRelH>
+            <wp14:sizeRelV relativeFrom="margin">
+              <wp14:pctHeight>0</wp14:pctHeight>
+            </wp14:sizeRelV>
+          </wp:anchor>
+        </w:drawing>
+      </w:r>
+    </w:p>
+    <w:p>
+      <w:pPr>
         <w:spacing w:before="80" w:after="80"/>
         <w:jc w:val="both"/>
         <w:rPr>
-          <w:rFonts w:ascii="Calibri" w:hAnsi="Calibri" w:cs="Calibri"/>
-          <w:sz w:val="22"/>
-          <w:szCs w:val="22"/>
-        </w:rPr>
-      </w:pPr>
-      <w:r>
-        <w:rPr>
           <w:rFonts w:ascii="Calibri" w:eastAsia="Arial" w:hAnsi="Calibri" w:cs="Calibri"/>
           <w:sz w:val="22"/>
           <w:szCs w:val="22"/>
         </w:rPr>
+      </w:pPr>
+      <w:r>
+        <w:rPr>
+          <w:rFonts w:ascii="Calibri" w:eastAsia="Arial" w:hAnsi="Calibri" w:cs="Calibri"/>
+          <w:noProof/>
+          <w:sz w:val="22"/>
+          <w:szCs w:val="22"/>
+        </w:rPr>
+        <w:lastRenderedPageBreak/>
+        <w:drawing>
+          <wp:anchor distT="0" distB="0" distL="114300" distR="114300" simplePos="0" relativeHeight="251685888" behindDoc="0" locked="0" layoutInCell="1" allowOverlap="1" wp14:anchorId="51605A81" wp14:editId="11FF9ED2">
+            <wp:simplePos x="0" y="0"/>
+            <wp:positionH relativeFrom="column">
+              <wp:posOffset>-20955</wp:posOffset>
+            </wp:positionH>
+            <wp:positionV relativeFrom="paragraph">
+              <wp:posOffset>0</wp:posOffset>
+            </wp:positionV>
+            <wp:extent cx="5149215" cy="2679700"/>
+            <wp:effectExtent l="0" t="0" r="0" b="6350"/>
+            <wp:wrapTopAndBottom/>
+            <wp:docPr id="313814811" name="Imagen 12"/>
+            <wp:cNvGraphicFramePr>
+              <a:graphicFrameLocks xmlns:a="http://schemas.openxmlformats.org/drawingml/2006/main" noChangeAspect="1"/>
+            </wp:cNvGraphicFramePr>
+            <a:graphic xmlns:a="http://schemas.openxmlformats.org/drawingml/2006/main">
+              <a:graphicData uri="http://schemas.openxmlformats.org/drawingml/2006/picture">
+                <pic:pic xmlns:pic="http://schemas.openxmlformats.org/drawingml/2006/picture">
+                  <pic:nvPicPr>
+                    <pic:cNvPr id="0" name="Picture 8"/>
+                    <pic:cNvPicPr>
+                      <a:picLocks noChangeAspect="1" noChangeArrowheads="1"/>
+                    </pic:cNvPicPr>
+                  </pic:nvPicPr>
+                  <pic:blipFill>
+                    <a:blip r:embed="rId30">
+                      <a:extLst>
+                        <a:ext uri="{28A0092B-C50C-407E-A947-70E740481C1C}">
+                          <a14:useLocalDpi xmlns:a14="http://schemas.microsoft.com/office/drawing/2010/main" val="0"/>
+                        </a:ext>
+                      </a:extLst>
+                    </a:blip>
+                    <a:srcRect/>
+                    <a:stretch>
+                      <a:fillRect/>
+                    </a:stretch>
+                  </pic:blipFill>
+                  <pic:spPr bwMode="auto">
+                    <a:xfrm>
+                      <a:off x="0" y="0"/>
+                      <a:ext cx="5149215" cy="2679700"/>
+                    </a:xfrm>
+                    <a:prstGeom prst="rect">
+                      <a:avLst/>
+                    </a:prstGeom>
+                    <a:noFill/>
+                  </pic:spPr>
+                </pic:pic>
+              </a:graphicData>
+            </a:graphic>
+            <wp14:sizeRelH relativeFrom="margin">
+              <wp14:pctWidth>0</wp14:pctWidth>
+            </wp14:sizeRelH>
+            <wp14:sizeRelV relativeFrom="margin">
+              <wp14:pctHeight>0</wp14:pctHeight>
+            </wp14:sizeRelV>
+          </wp:anchor>
+        </w:drawing>
+      </w:r>
+    </w:p>
+    <w:p>
+      <w:pPr>
+        <w:spacing w:before="80" w:after="80"/>
+        <w:jc w:val="both"/>
+        <w:rPr>
+          <w:rFonts w:ascii="Calibri" w:hAnsi="Calibri" w:cs="Calibri"/>
+          <w:sz w:val="22"/>
+          <w:szCs w:val="22"/>
+        </w:rPr>
+      </w:pPr>
+      <w:r>
+        <w:rPr>
+          <w:rFonts w:ascii="Calibri" w:eastAsia="Arial" w:hAnsi="Calibri" w:cs="Calibri"/>
+          <w:sz w:val="22"/>
+          <w:szCs w:val="22"/>
+        </w:rPr>
         <w:t>El Double DQN fue entrenado durante 5 000 episodios. La convergencia real, medida como el punto en que más del 70 % de los episodios terminan con el vehículo a menos de 0.35 m de la plaza, se produce en el episodio 2 664 aproximadamente 2 000 episodios antes que el DQN. A partir de ahí la política continúa mejorando: en los tramos finales el 89-97 % de los episodios terminan dentro del radio de la plaza, con una distancia media de 0.19 m en el mejor tramo (</w:t>
       </w:r>
       <w:proofErr w:type="spellStart"/>
@@ -16426,16 +17210,7 @@
           <w:sz w:val="22"/>
           <w:szCs w:val="22"/>
         </w:rPr>
-        <w:t xml:space="preserve">Un patrón llamativo en los datos es que la tasa de éxito estricta no sigue una trayectoria monotónica: alcanza un máximo local del 31 % en torno al episodio 3 000-3 250 y luego desciende, incluso mientras la distancia final media sigue bajando. Este comportamiento es coherente y no indica regresión: el agente está aprendiendo a posicionarse cada vez más cerca de la plaza (la distancia media cae de 1.9 m a 0.15 m entre los episodios 3 000 y 4 500), pero la condición de éxito exige cumplir simultáneamente distancia, orientación, velocidad y acción de </w:t>
-      </w:r>
-      <w:r>
-        <w:rPr>
-          <w:rFonts w:ascii="Calibri" w:eastAsia="Arial" w:hAnsi="Calibri" w:cs="Calibri"/>
-          <w:sz w:val="22"/>
-          <w:szCs w:val="22"/>
-        </w:rPr>
-        <w:lastRenderedPageBreak/>
-        <w:t>frenado. Alcanzar esas cuatro condiciones a la vez requiere una precisión que la exploración residual dificulta en los episodios intermedios.</w:t>
+        <w:t>Un patrón llamativo en los datos es que la tasa de éxito estricta no sigue una trayectoria monotónica: alcanza un máximo local del 31 % en torno al episodio 3 000-3 250 y luego desciende, incluso mientras la distancia final media sigue bajando. Este comportamiento es coherente y no indica regresión: el agente está aprendiendo a posicionarse cada vez más cerca de la plaza (la distancia media cae de 1.9 m a 0.15 m entre los episodios 3 000 y 4 500), pero la condición de éxito exige cumplir simultáneamente distancia, orientación, velocidad y acción de frenado. Alcanzar esas cuatro condiciones a la vez requiere una precisión que la exploración residual dificulta en los episodios intermedios.</w:t>
       </w:r>
     </w:p>
     <w:p>
@@ -16533,39 +17308,7 @@
           <w:sz w:val="22"/>
           <w:szCs w:val="22"/>
         </w:rPr>
-        <w:t>El Double DQN demuestra que una modificación algorítmica mínima</w:t>
-      </w:r>
-      <w:r>
-        <w:rPr>
-          <w:rFonts w:ascii="Calibri" w:eastAsia="Arial" w:hAnsi="Calibri" w:cs="Calibri"/>
-          <w:sz w:val="22"/>
-          <w:szCs w:val="22"/>
-        </w:rPr>
-        <w:t xml:space="preserve">: </w:t>
-      </w:r>
-      <w:r>
-        <w:rPr>
-          <w:rFonts w:ascii="Calibri" w:eastAsia="Arial" w:hAnsi="Calibri" w:cs="Calibri"/>
-          <w:sz w:val="22"/>
-          <w:szCs w:val="22"/>
-        </w:rPr>
-        <w:t>desacoplar selección y evaluación de acciones mediante una segunda red</w:t>
-      </w:r>
-      <w:r>
-        <w:rPr>
-          <w:rFonts w:ascii="Calibri" w:eastAsia="Arial" w:hAnsi="Calibri" w:cs="Calibri"/>
-          <w:sz w:val="22"/>
-          <w:szCs w:val="22"/>
-        </w:rPr>
-        <w:t xml:space="preserve">, </w:t>
-      </w:r>
-      <w:r>
-        <w:rPr>
-          <w:rFonts w:ascii="Calibri" w:eastAsia="Arial" w:hAnsi="Calibri" w:cs="Calibri"/>
-          <w:sz w:val="22"/>
-          <w:szCs w:val="22"/>
-        </w:rPr>
-        <w:t xml:space="preserve"> produce una mejora sustancial en la velocidad de convergencia respecto al DQN estándar. Converge 2 000 episodios antes, alcanza distancias finales medias significativamente mejores y prácticamente elimina las colisiones en la fase final del entrenamiento.</w:t>
+        <w:t>El Double DQN demuestra que una modificación algorítmica mínima: desacoplar selección y evaluación de acciones mediante una segunda red, produce una mejora sustancial en la velocidad de convergencia respecto al DQN estándar. Converge 2 000 episodios antes, alcanza distancias finales medias significativamente mejores y prácticamente elimina las colisiones en la fase final del entrenamiento.</w:t>
       </w:r>
     </w:p>
     <w:p>
@@ -16620,6 +17363,7 @@
           <w:szCs w:val="22"/>
           <w:lang w:val="en-GB"/>
         </w:rPr>
+        <w:lastRenderedPageBreak/>
         <w:t>5.3) DUELING DEEP Q-NETWORK (DUELING DQN)</w:t>
       </w:r>
     </w:p>
@@ -16639,15 +17383,7 @@
           <w:sz w:val="22"/>
           <w:szCs w:val="22"/>
         </w:rPr>
-        <w:t>El Dueling DQN mantiene el mismo algoritmo de entrenamiento que el DQN estándar</w:t>
-      </w:r>
-      <w:r>
-        <w:rPr>
-          <w:rFonts w:ascii="Calibri" w:eastAsia="Arial" w:hAnsi="Calibri" w:cs="Calibri"/>
-          <w:sz w:val="22"/>
-          <w:szCs w:val="22"/>
-        </w:rPr>
-        <w:t xml:space="preserve">: </w:t>
+        <w:t xml:space="preserve">El Dueling DQN mantiene el mismo algoritmo de entrenamiento que el DQN estándar: </w:t>
       </w:r>
       <w:proofErr w:type="spellStart"/>
       <w:r>
@@ -16942,15 +17678,7 @@
           <w:sz w:val="22"/>
           <w:szCs w:val="22"/>
         </w:rPr>
-        <w:t xml:space="preserve"> </w:t>
-      </w:r>
-      <w:r>
-        <w:rPr>
-          <w:rFonts w:ascii="Calibri" w:eastAsia="Arial" w:hAnsi="Calibri" w:cs="Calibri"/>
-          <w:sz w:val="22"/>
-          <w:szCs w:val="22"/>
-        </w:rPr>
-        <w:t>1), produce un escalar V(s).</w:t>
+        <w:t xml:space="preserve"> 1), produce un escalar V(s).</w:t>
       </w:r>
     </w:p>
     <w:p>
@@ -16991,15 +17719,7 @@
           <w:sz w:val="22"/>
           <w:szCs w:val="22"/>
         </w:rPr>
-        <w:t xml:space="preserve"> </w:t>
-      </w:r>
-      <w:r>
-        <w:rPr>
-          <w:rFonts w:ascii="Calibri" w:eastAsia="Arial" w:hAnsi="Calibri" w:cs="Calibri"/>
-          <w:sz w:val="22"/>
-          <w:szCs w:val="22"/>
-        </w:rPr>
-        <w:t>7), produce un valor A(s, a) por cada acción.</w:t>
+        <w:t xml:space="preserve"> 7), produce un valor A(s, a) por cada acción.</w:t>
       </w:r>
     </w:p>
     <w:p>
@@ -17540,7 +18260,17 @@
                 <w:sz w:val="22"/>
                 <w:szCs w:val="22"/>
               </w:rPr>
-              <w:t>Reducido respecto al DQN y Double DQN. La arquitectura Dueling generaliza mejor desde el principio, por lo que no necesita un buffer tan cargado antes de empezar a aprender.</w:t>
+              <w:t xml:space="preserve">Reducido respecto al DQN y Double DQN. La arquitectura Dueling generaliza mejor desde el </w:t>
+            </w:r>
+            <w:r>
+              <w:rPr>
+                <w:rFonts w:ascii="Calibri" w:eastAsia="Arial" w:hAnsi="Calibri" w:cs="Calibri"/>
+                <w:color w:val="000000"/>
+                <w:sz w:val="22"/>
+                <w:szCs w:val="22"/>
+              </w:rPr>
+              <w:lastRenderedPageBreak/>
+              <w:t>principio, por lo que no necesita un buffer tan cargado antes de empezar a aprender.</w:t>
             </w:r>
           </w:p>
         </w:tc>
@@ -17578,6 +18308,7 @@
                 <w:sz w:val="22"/>
                 <w:szCs w:val="22"/>
               </w:rPr>
+              <w:lastRenderedPageBreak/>
               <w:t>Factor de descuento γ</w:t>
             </w:r>
           </w:p>
@@ -17771,25 +18502,7 @@
                 <w:sz w:val="22"/>
                 <w:szCs w:val="22"/>
               </w:rPr>
-              <w:t>Más alta que en el DQN y Double DQN (5 × 10</w:t>
-            </w:r>
-            <w:r>
-              <w:rPr>
-                <w:rFonts w:ascii="Calibri" w:eastAsia="Arial" w:hAnsi="Calibri" w:cs="Calibri"/>
-                <w:color w:val="000000"/>
-                <w:sz w:val="22"/>
-                <w:szCs w:val="22"/>
-              </w:rPr>
-              <w:t>^-4</w:t>
-            </w:r>
-            <w:r>
-              <w:rPr>
-                <w:rFonts w:ascii="Calibri" w:eastAsia="Arial" w:hAnsi="Calibri" w:cs="Calibri"/>
-                <w:color w:val="000000"/>
-                <w:sz w:val="22"/>
-                <w:szCs w:val="22"/>
-              </w:rPr>
-              <w:t>). La arquitectura Dueling, al descomponer Q en V y A, produce gradientes más informativos que permiten dar pasos de actualización más grandes sin desestabilizar el entrenamiento.</w:t>
+              <w:t>Más alta que en el DQN y Double DQN (5 × 10^-4). La arquitectura Dueling, al descomponer Q en V y A, produce gradientes más informativos que permiten dar pasos de actualización más grandes sin desestabilizar el entrenamiento.</w:t>
             </w:r>
           </w:p>
         </w:tc>
@@ -18078,7 +18791,6 @@
                 <w:sz w:val="22"/>
                 <w:szCs w:val="22"/>
               </w:rPr>
-              <w:lastRenderedPageBreak/>
               <w:t>ε inicial</w:t>
             </w:r>
           </w:p>
@@ -18602,7 +19314,17 @@
                 <w:sz w:val="22"/>
                 <w:szCs w:val="22"/>
               </w:rPr>
-              <w:t>Tronco compartido de dos capas de 64 neuronas + bifurcación en cabeza de valor (escalar) y cabeza de ventaja (7 valores). Más eficiente que el Double DQN (128 neuronas) porque la descomposición V+A hace que cada parámetro aporte información más específica.</w:t>
+              <w:t xml:space="preserve">Tronco compartido de dos capas de 64 neuronas + bifurcación en cabeza de valor (escalar) y cabeza de ventaja (7 valores). Más eficiente que el Double DQN </w:t>
+            </w:r>
+            <w:r>
+              <w:rPr>
+                <w:rFonts w:ascii="Calibri" w:eastAsia="Arial" w:hAnsi="Calibri" w:cs="Calibri"/>
+                <w:color w:val="000000"/>
+                <w:sz w:val="22"/>
+                <w:szCs w:val="22"/>
+              </w:rPr>
+              <w:lastRenderedPageBreak/>
+              <w:t>(128 neuronas) porque la descomposición V+A hace que cada parámetro aporte información más específica.</w:t>
             </w:r>
           </w:p>
         </w:tc>
@@ -18635,6 +19357,269 @@
       <w:r>
         <w:rPr>
           <w:rFonts w:ascii="Calibri" w:hAnsi="Calibri" w:cs="Calibri"/>
+          <w:noProof/>
+          <w:sz w:val="22"/>
+          <w:szCs w:val="22"/>
+        </w:rPr>
+        <w:drawing>
+          <wp:anchor distT="0" distB="0" distL="114300" distR="114300" simplePos="0" relativeHeight="251689984" behindDoc="0" locked="0" layoutInCell="1" allowOverlap="1" wp14:anchorId="2AEDF20F" wp14:editId="4B0C6934">
+            <wp:simplePos x="0" y="0"/>
+            <wp:positionH relativeFrom="column">
+              <wp:posOffset>2691130</wp:posOffset>
+            </wp:positionH>
+            <wp:positionV relativeFrom="paragraph">
+              <wp:posOffset>2250440</wp:posOffset>
+            </wp:positionV>
+            <wp:extent cx="3533775" cy="1795145"/>
+            <wp:effectExtent l="0" t="0" r="9525" b="0"/>
+            <wp:wrapTopAndBottom/>
+            <wp:docPr id="1557346128" name="Imagen 15"/>
+            <wp:cNvGraphicFramePr>
+              <a:graphicFrameLocks xmlns:a="http://schemas.openxmlformats.org/drawingml/2006/main" noChangeAspect="1"/>
+            </wp:cNvGraphicFramePr>
+            <a:graphic xmlns:a="http://schemas.openxmlformats.org/drawingml/2006/main">
+              <a:graphicData uri="http://schemas.openxmlformats.org/drawingml/2006/picture">
+                <pic:pic xmlns:pic="http://schemas.openxmlformats.org/drawingml/2006/picture">
+                  <pic:nvPicPr>
+                    <pic:cNvPr id="0" name="Picture 11"/>
+                    <pic:cNvPicPr>
+                      <a:picLocks noChangeAspect="1" noChangeArrowheads="1"/>
+                    </pic:cNvPicPr>
+                  </pic:nvPicPr>
+                  <pic:blipFill>
+                    <a:blip r:embed="rId31">
+                      <a:extLst>
+                        <a:ext uri="{28A0092B-C50C-407E-A947-70E740481C1C}">
+                          <a14:useLocalDpi xmlns:a14="http://schemas.microsoft.com/office/drawing/2010/main" val="0"/>
+                        </a:ext>
+                      </a:extLst>
+                    </a:blip>
+                    <a:srcRect/>
+                    <a:stretch>
+                      <a:fillRect/>
+                    </a:stretch>
+                  </pic:blipFill>
+                  <pic:spPr bwMode="auto">
+                    <a:xfrm>
+                      <a:off x="0" y="0"/>
+                      <a:ext cx="3533775" cy="1795145"/>
+                    </a:xfrm>
+                    <a:prstGeom prst="rect">
+                      <a:avLst/>
+                    </a:prstGeom>
+                    <a:noFill/>
+                  </pic:spPr>
+                </pic:pic>
+              </a:graphicData>
+            </a:graphic>
+            <wp14:sizeRelH relativeFrom="margin">
+              <wp14:pctWidth>0</wp14:pctWidth>
+            </wp14:sizeRelH>
+            <wp14:sizeRelV relativeFrom="margin">
+              <wp14:pctHeight>0</wp14:pctHeight>
+            </wp14:sizeRelV>
+          </wp:anchor>
+        </w:drawing>
+      </w:r>
+      <w:r>
+        <w:rPr>
+          <w:rFonts w:ascii="Calibri" w:hAnsi="Calibri" w:cs="Calibri"/>
+          <w:noProof/>
+          <w:sz w:val="22"/>
+          <w:szCs w:val="22"/>
+        </w:rPr>
+        <w:drawing>
+          <wp:anchor distT="0" distB="0" distL="114300" distR="114300" simplePos="0" relativeHeight="251688960" behindDoc="0" locked="0" layoutInCell="1" allowOverlap="1" wp14:anchorId="23EC62C3" wp14:editId="02731109">
+            <wp:simplePos x="0" y="0"/>
+            <wp:positionH relativeFrom="column">
+              <wp:posOffset>-880110</wp:posOffset>
+            </wp:positionH>
+            <wp:positionV relativeFrom="paragraph">
+              <wp:posOffset>2269490</wp:posOffset>
+            </wp:positionV>
+            <wp:extent cx="3324225" cy="1700530"/>
+            <wp:effectExtent l="0" t="0" r="9525" b="0"/>
+            <wp:wrapTopAndBottom/>
+            <wp:docPr id="1471522970" name="Imagen 14"/>
+            <wp:cNvGraphicFramePr>
+              <a:graphicFrameLocks xmlns:a="http://schemas.openxmlformats.org/drawingml/2006/main" noChangeAspect="1"/>
+            </wp:cNvGraphicFramePr>
+            <a:graphic xmlns:a="http://schemas.openxmlformats.org/drawingml/2006/main">
+              <a:graphicData uri="http://schemas.openxmlformats.org/drawingml/2006/picture">
+                <pic:pic xmlns:pic="http://schemas.openxmlformats.org/drawingml/2006/picture">
+                  <pic:nvPicPr>
+                    <pic:cNvPr id="0" name="Picture 10"/>
+                    <pic:cNvPicPr>
+                      <a:picLocks noChangeAspect="1" noChangeArrowheads="1"/>
+                    </pic:cNvPicPr>
+                  </pic:nvPicPr>
+                  <pic:blipFill>
+                    <a:blip r:embed="rId32">
+                      <a:extLst>
+                        <a:ext uri="{28A0092B-C50C-407E-A947-70E740481C1C}">
+                          <a14:useLocalDpi xmlns:a14="http://schemas.microsoft.com/office/drawing/2010/main" val="0"/>
+                        </a:ext>
+                      </a:extLst>
+                    </a:blip>
+                    <a:srcRect/>
+                    <a:stretch>
+                      <a:fillRect/>
+                    </a:stretch>
+                  </pic:blipFill>
+                  <pic:spPr bwMode="auto">
+                    <a:xfrm>
+                      <a:off x="0" y="0"/>
+                      <a:ext cx="3324225" cy="1700530"/>
+                    </a:xfrm>
+                    <a:prstGeom prst="rect">
+                      <a:avLst/>
+                    </a:prstGeom>
+                    <a:noFill/>
+                  </pic:spPr>
+                </pic:pic>
+              </a:graphicData>
+            </a:graphic>
+            <wp14:sizeRelH relativeFrom="margin">
+              <wp14:pctWidth>0</wp14:pctWidth>
+            </wp14:sizeRelH>
+            <wp14:sizeRelV relativeFrom="margin">
+              <wp14:pctHeight>0</wp14:pctHeight>
+            </wp14:sizeRelV>
+          </wp:anchor>
+        </w:drawing>
+      </w:r>
+      <w:r>
+        <w:rPr>
+          <w:rFonts w:ascii="Calibri" w:hAnsi="Calibri" w:cs="Calibri"/>
+          <w:sz w:val="22"/>
+          <w:szCs w:val="22"/>
+        </w:rPr>
+        <w:drawing>
+          <wp:anchor distT="0" distB="0" distL="114300" distR="114300" simplePos="0" relativeHeight="251686912" behindDoc="0" locked="0" layoutInCell="1" allowOverlap="1" wp14:anchorId="47F98242" wp14:editId="6D0035F5">
+            <wp:simplePos x="0" y="0"/>
+            <wp:positionH relativeFrom="margin">
+              <wp:posOffset>-1049655</wp:posOffset>
+            </wp:positionH>
+            <wp:positionV relativeFrom="paragraph">
+              <wp:posOffset>219710</wp:posOffset>
+            </wp:positionV>
+            <wp:extent cx="3875405" cy="1943100"/>
+            <wp:effectExtent l="0" t="0" r="0" b="0"/>
+            <wp:wrapTopAndBottom/>
+            <wp:docPr id="2094436264" name="Imagen 1"/>
+            <wp:cNvGraphicFramePr>
+              <a:graphicFrameLocks xmlns:a="http://schemas.openxmlformats.org/drawingml/2006/main" noChangeAspect="1"/>
+            </wp:cNvGraphicFramePr>
+            <a:graphic xmlns:a="http://schemas.openxmlformats.org/drawingml/2006/main">
+              <a:graphicData uri="http://schemas.openxmlformats.org/drawingml/2006/picture">
+                <pic:pic xmlns:pic="http://schemas.openxmlformats.org/drawingml/2006/picture">
+                  <pic:nvPicPr>
+                    <pic:cNvPr id="2094436264" name=""/>
+                    <pic:cNvPicPr/>
+                  </pic:nvPicPr>
+                  <pic:blipFill>
+                    <a:blip r:embed="rId33">
+                      <a:extLst>
+                        <a:ext uri="{28A0092B-C50C-407E-A947-70E740481C1C}">
+                          <a14:useLocalDpi xmlns:a14="http://schemas.microsoft.com/office/drawing/2010/main" val="0"/>
+                        </a:ext>
+                      </a:extLst>
+                    </a:blip>
+                    <a:stretch>
+                      <a:fillRect/>
+                    </a:stretch>
+                  </pic:blipFill>
+                  <pic:spPr>
+                    <a:xfrm>
+                      <a:off x="0" y="0"/>
+                      <a:ext cx="3875405" cy="1943100"/>
+                    </a:xfrm>
+                    <a:prstGeom prst="rect">
+                      <a:avLst/>
+                    </a:prstGeom>
+                  </pic:spPr>
+                </pic:pic>
+              </a:graphicData>
+            </a:graphic>
+            <wp14:sizeRelH relativeFrom="margin">
+              <wp14:pctWidth>0</wp14:pctWidth>
+            </wp14:sizeRelH>
+            <wp14:sizeRelV relativeFrom="margin">
+              <wp14:pctHeight>0</wp14:pctHeight>
+            </wp14:sizeRelV>
+          </wp:anchor>
+        </w:drawing>
+      </w:r>
+      <w:r>
+        <w:rPr>
+          <w:rFonts w:ascii="Calibri" w:hAnsi="Calibri" w:cs="Calibri"/>
+          <w:noProof/>
+          <w:sz w:val="22"/>
+          <w:szCs w:val="22"/>
+        </w:rPr>
+        <w:drawing>
+          <wp:anchor distT="0" distB="0" distL="114300" distR="114300" simplePos="0" relativeHeight="251687936" behindDoc="0" locked="0" layoutInCell="1" allowOverlap="1" wp14:anchorId="0C4FBACB" wp14:editId="4F46E650">
+            <wp:simplePos x="0" y="0"/>
+            <wp:positionH relativeFrom="page">
+              <wp:posOffset>3817620</wp:posOffset>
+            </wp:positionH>
+            <wp:positionV relativeFrom="paragraph">
+              <wp:posOffset>303530</wp:posOffset>
+            </wp:positionV>
+            <wp:extent cx="3595370" cy="1839595"/>
+            <wp:effectExtent l="0" t="0" r="5080" b="8255"/>
+            <wp:wrapTopAndBottom/>
+            <wp:docPr id="776915973" name="Imagen 13"/>
+            <wp:cNvGraphicFramePr>
+              <a:graphicFrameLocks xmlns:a="http://schemas.openxmlformats.org/drawingml/2006/main" noChangeAspect="1"/>
+            </wp:cNvGraphicFramePr>
+            <a:graphic xmlns:a="http://schemas.openxmlformats.org/drawingml/2006/main">
+              <a:graphicData uri="http://schemas.openxmlformats.org/drawingml/2006/picture">
+                <pic:pic xmlns:pic="http://schemas.openxmlformats.org/drawingml/2006/picture">
+                  <pic:nvPicPr>
+                    <pic:cNvPr id="0" name="Picture 9"/>
+                    <pic:cNvPicPr>
+                      <a:picLocks noChangeAspect="1" noChangeArrowheads="1"/>
+                    </pic:cNvPicPr>
+                  </pic:nvPicPr>
+                  <pic:blipFill>
+                    <a:blip r:embed="rId34">
+                      <a:extLst>
+                        <a:ext uri="{28A0092B-C50C-407E-A947-70E740481C1C}">
+                          <a14:useLocalDpi xmlns:a14="http://schemas.microsoft.com/office/drawing/2010/main" val="0"/>
+                        </a:ext>
+                      </a:extLst>
+                    </a:blip>
+                    <a:srcRect/>
+                    <a:stretch>
+                      <a:fillRect/>
+                    </a:stretch>
+                  </pic:blipFill>
+                  <pic:spPr bwMode="auto">
+                    <a:xfrm>
+                      <a:off x="0" y="0"/>
+                      <a:ext cx="3595370" cy="1839595"/>
+                    </a:xfrm>
+                    <a:prstGeom prst="rect">
+                      <a:avLst/>
+                    </a:prstGeom>
+                    <a:noFill/>
+                  </pic:spPr>
+                </pic:pic>
+              </a:graphicData>
+            </a:graphic>
+            <wp14:sizeRelH relativeFrom="margin">
+              <wp14:pctWidth>0</wp14:pctWidth>
+            </wp14:sizeRelH>
+            <wp14:sizeRelV relativeFrom="margin">
+              <wp14:pctHeight>0</wp14:pctHeight>
+            </wp14:sizeRelV>
+          </wp:anchor>
+        </w:drawing>
+      </w:r>
+      <w:r>
+        <w:rPr>
+          <w:rFonts w:ascii="Calibri" w:hAnsi="Calibri" w:cs="Calibri"/>
           <w:sz w:val="22"/>
           <w:szCs w:val="22"/>
         </w:rPr>
@@ -18643,6 +19628,123 @@
     </w:p>
     <w:p>
       <w:pPr>
+        <w:jc w:val="both"/>
+        <w:rPr>
+          <w:rFonts w:ascii="Calibri" w:hAnsi="Calibri" w:cs="Calibri"/>
+          <w:sz w:val="22"/>
+          <w:szCs w:val="22"/>
+        </w:rPr>
+      </w:pPr>
+      <w:r>
+        <w:rPr>
+          <w:rFonts w:ascii="Calibri" w:hAnsi="Calibri" w:cs="Calibri"/>
+          <w:noProof/>
+          <w:sz w:val="22"/>
+          <w:szCs w:val="22"/>
+        </w:rPr>
+        <w:drawing>
+          <wp:anchor distT="0" distB="0" distL="114300" distR="114300" simplePos="0" relativeHeight="251691008" behindDoc="0" locked="0" layoutInCell="1" allowOverlap="1" wp14:anchorId="2AF31D2A" wp14:editId="73E4ED92">
+            <wp:simplePos x="0" y="0"/>
+            <wp:positionH relativeFrom="column">
+              <wp:posOffset>434340</wp:posOffset>
+            </wp:positionH>
+            <wp:positionV relativeFrom="paragraph">
+              <wp:posOffset>4027805</wp:posOffset>
+            </wp:positionV>
+            <wp:extent cx="4155440" cy="2162175"/>
+            <wp:effectExtent l="0" t="0" r="0" b="9525"/>
+            <wp:wrapTopAndBottom/>
+            <wp:docPr id="377358702" name="Imagen 16"/>
+            <wp:cNvGraphicFramePr>
+              <a:graphicFrameLocks xmlns:a="http://schemas.openxmlformats.org/drawingml/2006/main" noChangeAspect="1"/>
+            </wp:cNvGraphicFramePr>
+            <a:graphic xmlns:a="http://schemas.openxmlformats.org/drawingml/2006/main">
+              <a:graphicData uri="http://schemas.openxmlformats.org/drawingml/2006/picture">
+                <pic:pic xmlns:pic="http://schemas.openxmlformats.org/drawingml/2006/picture">
+                  <pic:nvPicPr>
+                    <pic:cNvPr id="0" name="Picture 12"/>
+                    <pic:cNvPicPr>
+                      <a:picLocks noChangeAspect="1" noChangeArrowheads="1"/>
+                    </pic:cNvPicPr>
+                  </pic:nvPicPr>
+                  <pic:blipFill>
+                    <a:blip r:embed="rId35">
+                      <a:extLst>
+                        <a:ext uri="{28A0092B-C50C-407E-A947-70E740481C1C}">
+                          <a14:useLocalDpi xmlns:a14="http://schemas.microsoft.com/office/drawing/2010/main" val="0"/>
+                        </a:ext>
+                      </a:extLst>
+                    </a:blip>
+                    <a:srcRect/>
+                    <a:stretch>
+                      <a:fillRect/>
+                    </a:stretch>
+                  </pic:blipFill>
+                  <pic:spPr bwMode="auto">
+                    <a:xfrm>
+                      <a:off x="0" y="0"/>
+                      <a:ext cx="4155440" cy="2162175"/>
+                    </a:xfrm>
+                    <a:prstGeom prst="rect">
+                      <a:avLst/>
+                    </a:prstGeom>
+                    <a:noFill/>
+                  </pic:spPr>
+                </pic:pic>
+              </a:graphicData>
+            </a:graphic>
+            <wp14:sizeRelH relativeFrom="margin">
+              <wp14:pctWidth>0</wp14:pctWidth>
+            </wp14:sizeRelH>
+            <wp14:sizeRelV relativeFrom="margin">
+              <wp14:pctHeight>0</wp14:pctHeight>
+            </wp14:sizeRelV>
+          </wp:anchor>
+        </w:drawing>
+      </w:r>
+    </w:p>
+    <w:p>
+      <w:pPr>
+        <w:jc w:val="both"/>
+        <w:rPr>
+          <w:rFonts w:ascii="Calibri" w:hAnsi="Calibri" w:cs="Calibri"/>
+          <w:sz w:val="22"/>
+          <w:szCs w:val="22"/>
+        </w:rPr>
+      </w:pPr>
+    </w:p>
+    <w:p>
+      <w:pPr>
+        <w:jc w:val="both"/>
+        <w:rPr>
+          <w:rFonts w:ascii="Calibri" w:hAnsi="Calibri" w:cs="Calibri"/>
+          <w:sz w:val="22"/>
+          <w:szCs w:val="22"/>
+        </w:rPr>
+      </w:pPr>
+    </w:p>
+    <w:p>
+      <w:pPr>
+        <w:jc w:val="both"/>
+        <w:rPr>
+          <w:rFonts w:ascii="Calibri" w:hAnsi="Calibri" w:cs="Calibri"/>
+          <w:sz w:val="22"/>
+          <w:szCs w:val="22"/>
+        </w:rPr>
+      </w:pPr>
+    </w:p>
+    <w:p>
+      <w:pPr>
+        <w:jc w:val="both"/>
+        <w:rPr>
+          <w:rFonts w:ascii="Calibri" w:hAnsi="Calibri" w:cs="Calibri"/>
+          <w:sz w:val="22"/>
+          <w:szCs w:val="22"/>
+        </w:rPr>
+      </w:pPr>
+    </w:p>
+    <w:p>
+      <w:pPr>
         <w:spacing w:before="80" w:after="80"/>
         <w:jc w:val="both"/>
         <w:rPr>
@@ -18657,23 +19759,64 @@
           <w:sz w:val="22"/>
           <w:szCs w:val="22"/>
         </w:rPr>
-        <w:t xml:space="preserve">El Dueling DQN es, con diferencia, el algoritmo que converge más rápido de los tres implementados. Ya en el tramo 600-800 el 76 % de los episodios terminan con el vehículo a menos de 0.35 m de la plaza y la tasa de éxito estricta supera el 13 %. En el episodio </w:t>
-      </w:r>
+        <w:lastRenderedPageBreak/>
+        <w:t>El Dueling DQN es, con diferencia, el algoritmo que converge más rápido de los implementados. Ya en el tramo 600-800 el 76 % de los episodios terminan con el vehículo a menos de 0.35 m de la plaza y la tasa de éxito estricta supera el 13 %. En el episodio más o menos 1 050 la media móvil de 50 episodios cruza el 50 % de éxito un hito que el DQN no alcanza en 7 000 episodios y el Double DQN no alcanza en 5 000.</w:t>
+      </w:r>
+    </w:p>
+    <w:p>
+      <w:pPr>
+        <w:spacing w:before="80" w:after="80"/>
+        <w:jc w:val="both"/>
+        <w:rPr>
+          <w:rFonts w:ascii="Calibri" w:hAnsi="Calibri" w:cs="Calibri"/>
+          <w:sz w:val="22"/>
+          <w:szCs w:val="22"/>
+        </w:rPr>
+      </w:pPr>
       <w:r>
         <w:rPr>
           <w:rFonts w:ascii="Calibri" w:eastAsia="Arial" w:hAnsi="Calibri" w:cs="Calibri"/>
           <w:sz w:val="22"/>
           <w:szCs w:val="22"/>
         </w:rPr>
-        <w:t xml:space="preserve">más o menos </w:t>
-      </w:r>
+        <w:t>La comparativa al mismo horizonte temporal es especialmente reveladora: a los 2 000 episodios, el DQN tiene una tasa de éxito del 0 % y el Double DQN del 0 %, mientras el Dueling DQN ya ha alcanzado el 32.2 % de éxito con una distancia media final de 1.80 m frente a 5.73 m y 4.52 m respectivamente. La arquitectura de dos cabezas le permite aprender qué estados son valiosos mucho antes de aprender a distinguir con precisión entre acciones.</w:t>
+      </w:r>
+    </w:p>
+    <w:p>
+      <w:pPr>
+        <w:spacing w:before="80" w:after="80"/>
+        <w:jc w:val="both"/>
+        <w:rPr>
+          <w:rFonts w:ascii="Calibri" w:hAnsi="Calibri" w:cs="Calibri"/>
+          <w:sz w:val="22"/>
+          <w:szCs w:val="22"/>
+        </w:rPr>
+      </w:pPr>
       <w:r>
         <w:rPr>
           <w:rFonts w:ascii="Calibri" w:eastAsia="Arial" w:hAnsi="Calibri" w:cs="Calibri"/>
           <w:sz w:val="22"/>
           <w:szCs w:val="22"/>
         </w:rPr>
-        <w:t>1 050 la media móvil de 50 episodios cruza el 50 % de éxito un hito que el DQN no alcanza en 7 000 episodios y el Double DQN no alcanza en 5 000.</w:t>
+        <w:t xml:space="preserve">En los últimos 500 episodios del entrenamiento la tasa de éxito media es del 58.8 %, el </w:t>
+      </w:r>
+      <w:proofErr w:type="spellStart"/>
+      <w:r>
+        <w:rPr>
+          <w:rFonts w:ascii="Calibri" w:eastAsia="Arial" w:hAnsi="Calibri" w:cs="Calibri"/>
+          <w:sz w:val="22"/>
+          <w:szCs w:val="22"/>
+        </w:rPr>
+        <w:t>reward</w:t>
+      </w:r>
+      <w:proofErr w:type="spellEnd"/>
+      <w:r>
+        <w:rPr>
+          <w:rFonts w:ascii="Calibri" w:eastAsia="Arial" w:hAnsi="Calibri" w:cs="Calibri"/>
+          <w:sz w:val="22"/>
+          <w:szCs w:val="22"/>
+        </w:rPr>
+        <w:t xml:space="preserve"> medio de 104.29 y las colisiones prácticamente desaparecen (0.6 %). Estos resultados se obtienen con solo 2 000 episodios, menos de un tercio de los empleados por el DQN y menos de la mitad que el Double DQN.</w:t>
       </w:r>
     </w:p>
     <w:p>
@@ -18681,29 +19824,10 @@
         <w:spacing w:before="80" w:after="80"/>
         <w:jc w:val="both"/>
         <w:rPr>
-          <w:rFonts w:ascii="Calibri" w:hAnsi="Calibri" w:cs="Calibri"/>
-          <w:sz w:val="22"/>
-          <w:szCs w:val="22"/>
-        </w:rPr>
-      </w:pPr>
-      <w:r>
-        <w:rPr>
           <w:rFonts w:ascii="Calibri" w:eastAsia="Arial" w:hAnsi="Calibri" w:cs="Calibri"/>
           <w:sz w:val="22"/>
           <w:szCs w:val="22"/>
         </w:rPr>
-        <w:t>La comparativa al mismo horizonte temporal es especialmente reveladora: a los 2 000 episodios, el DQN tiene una tasa de éxito del 0 % y el Double DQN del 0 %, mientras el Dueling DQN ya ha alcanzado el 32.2 % de éxito con una distancia media final de 1.80 m frente a 5.73 m y 4.52 m respectivamente. La arquitectura de dos cabezas le permite aprender qué estados son valiosos mucho antes de aprender a distinguir con precisión entre acciones.</w:t>
-      </w:r>
-    </w:p>
-    <w:p>
-      <w:pPr>
-        <w:spacing w:before="80" w:after="80"/>
-        <w:jc w:val="both"/>
-        <w:rPr>
-          <w:rFonts w:ascii="Calibri" w:hAnsi="Calibri" w:cs="Calibri"/>
-          <w:sz w:val="22"/>
-          <w:szCs w:val="22"/>
-        </w:rPr>
       </w:pPr>
       <w:r>
         <w:rPr>
@@ -18711,60 +19835,23 @@
           <w:sz w:val="22"/>
           <w:szCs w:val="22"/>
         </w:rPr>
-        <w:t xml:space="preserve">En los últimos 500 episodios del entrenamiento la tasa de éxito media es del 58.8 %, el </w:t>
-      </w:r>
-      <w:proofErr w:type="spellStart"/>
+        <w:t>Es importante señalar que estos 2 000 episodios no representan el techo del algoritmo. El entrenamiento se detuvo por limitaciones de tiempo de cómputo, no por convergencia. La tendencia en los últimos tramos muestra que la política seguía mejorando activamente; con un entrenamiento completo de duración comparable al DQN o al Double DQN</w:t>
+      </w:r>
       <w:r>
         <w:rPr>
           <w:rFonts w:ascii="Calibri" w:eastAsia="Arial" w:hAnsi="Calibri" w:cs="Calibri"/>
           <w:sz w:val="22"/>
           <w:szCs w:val="22"/>
         </w:rPr>
-        <w:t>reward</w:t>
-      </w:r>
-      <w:proofErr w:type="spellEnd"/>
+        <w:t xml:space="preserve"> y eliminando esa última fase de exploración residual</w:t>
+      </w:r>
       <w:r>
         <w:rPr>
           <w:rFonts w:ascii="Calibri" w:eastAsia="Arial" w:hAnsi="Calibri" w:cs="Calibri"/>
           <w:sz w:val="22"/>
           <w:szCs w:val="22"/>
         </w:rPr>
-        <w:t xml:space="preserve"> medio de 104.29 y las colisiones prácticamente desaparecen (0.6 %). Estos resultados se obtienen con solo 2 000 episodios</w:t>
-      </w:r>
-      <w:r>
-        <w:rPr>
-          <w:rFonts w:ascii="Calibri" w:eastAsia="Arial" w:hAnsi="Calibri" w:cs="Calibri"/>
-          <w:sz w:val="22"/>
-          <w:szCs w:val="22"/>
-        </w:rPr>
-        <w:t>,</w:t>
-      </w:r>
-      <w:r>
-        <w:rPr>
-          <w:rFonts w:ascii="Calibri" w:eastAsia="Arial" w:hAnsi="Calibri" w:cs="Calibri"/>
-          <w:sz w:val="22"/>
-          <w:szCs w:val="22"/>
-        </w:rPr>
-        <w:t xml:space="preserve"> menos de un tercio de los empleados por el DQN y menos de la mitad que el Double DQN.</w:t>
-      </w:r>
-    </w:p>
-    <w:p>
-      <w:pPr>
-        <w:spacing w:before="80" w:after="80"/>
-        <w:jc w:val="both"/>
-        <w:rPr>
-          <w:rFonts w:ascii="Calibri" w:eastAsia="Arial" w:hAnsi="Calibri" w:cs="Calibri"/>
-          <w:sz w:val="22"/>
-          <w:szCs w:val="22"/>
-        </w:rPr>
-      </w:pPr>
-      <w:r>
-        <w:rPr>
-          <w:rFonts w:ascii="Calibri" w:eastAsia="Arial" w:hAnsi="Calibri" w:cs="Calibri"/>
-          <w:sz w:val="22"/>
-          <w:szCs w:val="22"/>
-        </w:rPr>
-        <w:t>Es importante señalar que estos 2 000 episodios no representan el techo del algoritmo. El entrenamiento se detuvo por limitaciones de tiempo de cómputo, no por convergencia. La tendencia en los últimos tramos muestra que la política seguía mejorando activamente; con un entrenamiento completo de duración comparable al DQN o al Double DQN, los resultados del Dueling DQN serían sensiblemente superiores.</w:t>
+        <w:t>, los resultados del Dueling DQN serían sensiblemente superiores.</w:t>
       </w:r>
     </w:p>
     <w:p>
@@ -18807,8 +19894,7 @@
           <w:sz w:val="22"/>
           <w:szCs w:val="22"/>
         </w:rPr>
-        <w:lastRenderedPageBreak/>
-        <w:t>El Dueling DQN es el algoritmo más eficiente de los tres implementados. Su innovación arquitectónica</w:t>
+        <w:t>El Dueling DQN es el algoritmo más eficiente de los</w:t>
       </w:r>
       <w:r>
         <w:rPr>
@@ -18816,7 +19902,7 @@
           <w:sz w:val="22"/>
           <w:szCs w:val="22"/>
         </w:rPr>
-        <w:t xml:space="preserve">, </w:t>
+        <w:t xml:space="preserve"> </w:t>
       </w:r>
       <w:r>
         <w:rPr>
@@ -18824,23 +19910,70 @@
           <w:sz w:val="22"/>
           <w:szCs w:val="22"/>
         </w:rPr>
-        <w:t>descomponer Q(s, a) en V(s) y A(s, a)</w:t>
-      </w:r>
+        <w:t>implementados. Su innovación arquitectónica, descomponer Q(s, a) en V(s) y A(s, a), le permite aprender el valor de los estados de forma independiente a las acciones, lo que acelera drásticamente la convergencia en entornos donde muchas acciones tienen efectos similares desde ciertos estados, como ocurre en el pasillo de acceso a la plaza de aparcamiento.</w:t>
+      </w:r>
+    </w:p>
+    <w:p>
+      <w:pPr>
+        <w:spacing w:before="80" w:after="80"/>
+        <w:jc w:val="both"/>
+        <w:rPr>
+          <w:rFonts w:ascii="Calibri" w:hAnsi="Calibri" w:cs="Calibri"/>
+          <w:sz w:val="22"/>
+          <w:szCs w:val="22"/>
+        </w:rPr>
+      </w:pPr>
       <w:r>
         <w:rPr>
           <w:rFonts w:ascii="Calibri" w:eastAsia="Arial" w:hAnsi="Calibri" w:cs="Calibri"/>
           <w:sz w:val="22"/>
           <w:szCs w:val="22"/>
         </w:rPr>
-        <w:t xml:space="preserve">, </w:t>
-      </w:r>
+        <w:t xml:space="preserve">Con solo 2 000 episodios alcanza una tasa de éxito del 58.8 %, superando ampliamente los resultados del DQN (0 % de éxito a los 2 000 episodios) y del Double DQN (0 % a los 2 000 episodios). Esta diferencia no se debe a mejores </w:t>
+      </w:r>
+      <w:proofErr w:type="spellStart"/>
       <w:r>
         <w:rPr>
           <w:rFonts w:ascii="Calibri" w:eastAsia="Arial" w:hAnsi="Calibri" w:cs="Calibri"/>
           <w:sz w:val="22"/>
           <w:szCs w:val="22"/>
         </w:rPr>
-        <w:t xml:space="preserve"> le permite aprender el valor de los estados de forma independiente a las acciones, lo que acelera drásticamente la convergencia en entornos donde muchas acciones tienen efectos similares desde ciertos estados, como ocurre en el pasillo de acceso a la plaza de aparcamiento.</w:t>
+        <w:t>hiperparámetros</w:t>
+      </w:r>
+      <w:proofErr w:type="spellEnd"/>
+      <w:r>
+        <w:rPr>
+          <w:rFonts w:ascii="Calibri" w:eastAsia="Arial" w:hAnsi="Calibri" w:cs="Calibri"/>
+          <w:sz w:val="22"/>
+          <w:szCs w:val="22"/>
+        </w:rPr>
+        <w:t xml:space="preserve"> sino a que la arquitectura extrae información más rica de cada transición, haciendo que cada episodio de entrenamiento aporte más al aprendizaje.</w:t>
+      </w:r>
+      <w:r>
+        <w:rPr>
+          <w:rFonts w:ascii="Calibri" w:eastAsia="Arial" w:hAnsi="Calibri" w:cs="Calibri"/>
+          <w:sz w:val="22"/>
+          <w:szCs w:val="22"/>
+        </w:rPr>
+        <w:t xml:space="preserve"> Los </w:t>
+      </w:r>
+      <w:proofErr w:type="spellStart"/>
+      <w:r>
+        <w:rPr>
+          <w:rFonts w:ascii="Calibri" w:eastAsia="Arial" w:hAnsi="Calibri" w:cs="Calibri"/>
+          <w:sz w:val="22"/>
+          <w:szCs w:val="22"/>
+        </w:rPr>
+        <w:t>hiperparámetros</w:t>
+      </w:r>
+      <w:proofErr w:type="spellEnd"/>
+      <w:r>
+        <w:rPr>
+          <w:rFonts w:ascii="Calibri" w:eastAsia="Arial" w:hAnsi="Calibri" w:cs="Calibri"/>
+          <w:sz w:val="22"/>
+          <w:szCs w:val="22"/>
+        </w:rPr>
+        <w:t xml:space="preserve"> se han tratado de mantener lo más similar posibles para poder hacer comparaciones mas justas.  </w:t>
       </w:r>
     </w:p>
     <w:p>
@@ -18859,7 +19992,7 @@
           <w:sz w:val="22"/>
           <w:szCs w:val="22"/>
         </w:rPr>
-        <w:t xml:space="preserve">Con solo 2 000 episodios alcanza una tasa de éxito del 58.8 %, superando ampliamente los resultados del DQN (0 % de éxito a los 2 000 episodios) y del Double DQN (0 % a los 2 000 episodios). Esta diferencia no se debe a mejores </w:t>
+        <w:t>La principal limitación de los resultados presentados no es algorítmica sino práctica: el entrenamiento se interrumpió antes de que la política terminara de converger. Dado el ritmo de mejora observado, se estima que con 5 000-6 000 episodios el Dueling DQN alcanzaría tasas de éxito muy superiores al 80 %, consolidándose como la solución más robusta para este entorno. Como tal, no sería una buena práctica comparar los algoritmos tabulares con los de Deep-</w:t>
       </w:r>
       <w:proofErr w:type="spellStart"/>
       <w:r>
@@ -18868,7 +20001,7 @@
           <w:sz w:val="22"/>
           <w:szCs w:val="22"/>
         </w:rPr>
-        <w:t>hiperparámetros</w:t>
+        <w:t>learning</w:t>
       </w:r>
       <w:proofErr w:type="spellEnd"/>
       <w:r>
@@ -18877,285 +20010,117 @@
           <w:sz w:val="22"/>
           <w:szCs w:val="22"/>
         </w:rPr>
-        <w:t xml:space="preserve"> sino a que la arquitectura extrae información más rica de cada transición, haciendo que cada episodio de entrenamiento aporte más al aprendizaje.</w:t>
-      </w:r>
-    </w:p>
-    <w:p>
-      <w:pPr>
-        <w:spacing w:before="80" w:after="80"/>
-        <w:jc w:val="both"/>
-        <w:rPr>
-          <w:rFonts w:ascii="Calibri" w:hAnsi="Calibri" w:cs="Calibri"/>
-          <w:sz w:val="22"/>
-          <w:szCs w:val="22"/>
-        </w:rPr>
-      </w:pPr>
-      <w:r>
-        <w:rPr>
-          <w:rFonts w:ascii="Calibri" w:eastAsia="Arial" w:hAnsi="Calibri" w:cs="Calibri"/>
-          <w:sz w:val="22"/>
-          <w:szCs w:val="22"/>
-        </w:rPr>
-        <w:t>La principal limitación de los resultados presentados no es algorítmica sino práctica: el entrenamiento se interrumpió antes de que la política terminara de converger. Dado el ritmo de mejora observado, se estima que con 5 000-6 000 episodios el Dueling DQN alcanzaría tasas de éxito muy superiores al 80 %, consolidándose como la solución más robusta para este entorno.</w:t>
-      </w:r>
-      <w:r>
-        <w:rPr>
-          <w:rFonts w:ascii="Calibri" w:eastAsia="Arial" w:hAnsi="Calibri" w:cs="Calibri"/>
-          <w:sz w:val="22"/>
-          <w:szCs w:val="22"/>
-        </w:rPr>
-        <w:t xml:space="preserve"> Como tal, no sería una buena práctica comparar los algoritmos tabulares con los de Deep-</w:t>
+        <w:t xml:space="preserve"> ya que son dos enfoques totalmente distintos aunque como podemos observar para esta práctica concreta cuadra mejor el enfoque de Deep-Learning por el problema que se está tratando. </w:t>
+      </w:r>
+    </w:p>
+    <w:p>
+      <w:pPr>
+        <w:jc w:val="both"/>
+        <w:rPr>
+          <w:rFonts w:eastAsiaTheme="minorEastAsia"/>
+          <w:sz w:val="22"/>
+          <w:szCs w:val="22"/>
+        </w:rPr>
+      </w:pPr>
+    </w:p>
+    <w:p>
+      <w:pPr>
+        <w:jc w:val="both"/>
+        <w:rPr>
+          <w:rFonts w:eastAsiaTheme="minorEastAsia"/>
+          <w:sz w:val="22"/>
+          <w:szCs w:val="22"/>
+        </w:rPr>
+      </w:pPr>
+    </w:p>
+    <w:p>
+      <w:pPr>
+        <w:jc w:val="both"/>
+        <w:rPr>
+          <w:rFonts w:eastAsiaTheme="minorEastAsia"/>
+          <w:sz w:val="22"/>
+          <w:szCs w:val="22"/>
+        </w:rPr>
+      </w:pPr>
+    </w:p>
+    <w:p>
+      <w:pPr>
+        <w:jc w:val="both"/>
+        <w:rPr>
+          <w:rFonts w:eastAsiaTheme="minorEastAsia"/>
+          <w:sz w:val="22"/>
+          <w:szCs w:val="22"/>
+        </w:rPr>
+      </w:pPr>
+      <w:r>
+        <w:rPr>
+          <w:rFonts w:eastAsiaTheme="minorEastAsia"/>
+          <w:sz w:val="22"/>
+          <w:szCs w:val="22"/>
+        </w:rPr>
+        <w:t>6) CONCLUSIONES Y TRABAJO FUTURO:</w:t>
+      </w:r>
+    </w:p>
+    <w:p>
+      <w:pPr>
+        <w:jc w:val="both"/>
+        <w:rPr>
+          <w:rFonts w:eastAsiaTheme="minorEastAsia"/>
+          <w:sz w:val="22"/>
+          <w:szCs w:val="22"/>
+        </w:rPr>
+      </w:pPr>
+      <w:r>
+        <w:rPr>
+          <w:rFonts w:eastAsiaTheme="minorEastAsia"/>
+          <w:sz w:val="22"/>
+          <w:szCs w:val="22"/>
+        </w:rPr>
+        <w:t xml:space="preserve">En este trabajo, los resultados obtenidos </w:t>
+      </w:r>
+      <w:r>
+        <w:rPr>
+          <w:rFonts w:eastAsiaTheme="minorEastAsia"/>
+          <w:sz w:val="22"/>
+          <w:szCs w:val="22"/>
+        </w:rPr>
+        <w:t>muestran que los agentes han sido capaces de aprender políticas funcionales para resolver la tarea.</w:t>
+      </w:r>
+    </w:p>
+    <w:p>
+      <w:pPr>
+        <w:jc w:val="both"/>
+        <w:rPr>
+          <w:rFonts w:eastAsiaTheme="minorEastAsia"/>
+          <w:sz w:val="22"/>
+          <w:szCs w:val="22"/>
+        </w:rPr>
+      </w:pPr>
+      <w:r>
+        <w:rPr>
+          <w:rFonts w:eastAsiaTheme="minorEastAsia"/>
+          <w:sz w:val="22"/>
+          <w:szCs w:val="22"/>
+        </w:rPr>
+        <w:t>En el caso de los métodos tabulares, tanto Q-Learning como SARSA consiguen aprender comportamientos válidos de aparcamiento a partir de una discretización del estado. Q-Learning muestra una maniobra final más limpia una vez alcanza la zona de entrada a la plaza, aunque su trayectoria inicial no siempre es la más directa. SARSA, por su parte, tiende a dirigirse de forma más directa hacia la plaza, pero realiza más correcciones cerca de la zona de aparcamiento, especialmente movimientos de avance y retroceso antes de frenar correctamente. Esto refleja diferencias coherentes con la naturaleza de ambos algoritmos: Q-</w:t>
       </w:r>
       <w:proofErr w:type="spellStart"/>
       <w:r>
         <w:rPr>
-          <w:rFonts w:ascii="Calibri" w:eastAsia="Arial" w:hAnsi="Calibri" w:cs="Calibri"/>
-          <w:sz w:val="22"/>
-          <w:szCs w:val="22"/>
-        </w:rPr>
-        <w:t>learning</w:t>
+          <w:rFonts w:eastAsiaTheme="minorEastAsia"/>
+          <w:sz w:val="22"/>
+          <w:szCs w:val="22"/>
+        </w:rPr>
+        <w:t>Learning</w:t>
       </w:r>
       <w:proofErr w:type="spellEnd"/>
       <w:r>
         <w:rPr>
-          <w:rFonts w:ascii="Calibri" w:eastAsia="Arial" w:hAnsi="Calibri" w:cs="Calibri"/>
-          <w:sz w:val="22"/>
-          <w:szCs w:val="22"/>
-        </w:rPr>
-        <w:t xml:space="preserve"> ya que son dos enfoques totalmente distintos aunque como podemos observar para esta práctica concreta cuadra mejor el enfoque de Deep-Learning por el problema que se está tratando. </w:t>
-      </w:r>
-    </w:p>
-    <w:p>
-      <w:pPr>
-        <w:jc w:val="both"/>
-        <w:rPr>
           <w:rFonts w:eastAsiaTheme="minorEastAsia"/>
           <w:sz w:val="22"/>
           <w:szCs w:val="22"/>
         </w:rPr>
-      </w:pPr>
-    </w:p>
-    <w:p>
-      <w:pPr>
-        <w:jc w:val="both"/>
-        <w:rPr>
-          <w:rFonts w:eastAsiaTheme="minorEastAsia"/>
-          <w:sz w:val="22"/>
-          <w:szCs w:val="22"/>
-        </w:rPr>
-      </w:pPr>
-    </w:p>
-    <w:p>
-      <w:pPr>
-        <w:jc w:val="both"/>
-        <w:rPr>
-          <w:rFonts w:eastAsiaTheme="minorEastAsia"/>
-          <w:sz w:val="22"/>
-          <w:szCs w:val="22"/>
-        </w:rPr>
-      </w:pPr>
-    </w:p>
-    <w:p>
-      <w:pPr>
-        <w:jc w:val="both"/>
-        <w:rPr>
-          <w:rFonts w:eastAsiaTheme="minorEastAsia"/>
-          <w:sz w:val="22"/>
-          <w:szCs w:val="22"/>
-        </w:rPr>
-      </w:pPr>
-    </w:p>
-    <w:p>
-      <w:pPr>
-        <w:jc w:val="both"/>
-        <w:rPr>
-          <w:rFonts w:eastAsiaTheme="minorEastAsia"/>
-          <w:sz w:val="22"/>
-          <w:szCs w:val="22"/>
-        </w:rPr>
-      </w:pPr>
-    </w:p>
-    <w:p>
-      <w:pPr>
-        <w:jc w:val="both"/>
-        <w:rPr>
-          <w:rFonts w:eastAsiaTheme="minorEastAsia"/>
-          <w:sz w:val="22"/>
-          <w:szCs w:val="22"/>
-        </w:rPr>
-      </w:pPr>
-    </w:p>
-    <w:p>
-      <w:pPr>
-        <w:jc w:val="both"/>
-        <w:rPr>
-          <w:rFonts w:eastAsiaTheme="minorEastAsia"/>
-          <w:sz w:val="22"/>
-          <w:szCs w:val="22"/>
-        </w:rPr>
-      </w:pPr>
-    </w:p>
-    <w:p>
-      <w:pPr>
-        <w:jc w:val="both"/>
-        <w:rPr>
-          <w:rFonts w:eastAsiaTheme="minorEastAsia"/>
-          <w:sz w:val="22"/>
-          <w:szCs w:val="22"/>
-        </w:rPr>
-      </w:pPr>
-    </w:p>
-    <w:p>
-      <w:pPr>
-        <w:jc w:val="both"/>
-        <w:rPr>
-          <w:rFonts w:eastAsiaTheme="minorEastAsia"/>
-          <w:sz w:val="22"/>
-          <w:szCs w:val="22"/>
-        </w:rPr>
-      </w:pPr>
-    </w:p>
-    <w:p>
-      <w:pPr>
-        <w:jc w:val="both"/>
-        <w:rPr>
-          <w:rFonts w:eastAsiaTheme="minorEastAsia"/>
-          <w:sz w:val="22"/>
-          <w:szCs w:val="22"/>
-        </w:rPr>
-      </w:pPr>
-    </w:p>
-    <w:p>
-      <w:pPr>
-        <w:jc w:val="both"/>
-        <w:rPr>
-          <w:rFonts w:eastAsiaTheme="minorEastAsia"/>
-          <w:sz w:val="22"/>
-          <w:szCs w:val="22"/>
-        </w:rPr>
-      </w:pPr>
-    </w:p>
-    <w:p>
-      <w:pPr>
-        <w:jc w:val="both"/>
-        <w:rPr>
-          <w:rFonts w:eastAsiaTheme="minorEastAsia"/>
-          <w:sz w:val="22"/>
-          <w:szCs w:val="22"/>
-        </w:rPr>
-      </w:pPr>
-    </w:p>
-    <w:p>
-      <w:pPr>
-        <w:jc w:val="both"/>
-        <w:rPr>
-          <w:rFonts w:eastAsiaTheme="minorEastAsia"/>
-          <w:sz w:val="22"/>
-          <w:szCs w:val="22"/>
-        </w:rPr>
-      </w:pPr>
-    </w:p>
-    <w:p>
-      <w:pPr>
-        <w:jc w:val="both"/>
-        <w:rPr>
-          <w:rFonts w:eastAsiaTheme="minorEastAsia"/>
-          <w:sz w:val="22"/>
-          <w:szCs w:val="22"/>
-        </w:rPr>
-      </w:pPr>
-    </w:p>
-    <w:p>
-      <w:pPr>
-        <w:jc w:val="both"/>
-        <w:rPr>
-          <w:rFonts w:eastAsiaTheme="minorEastAsia"/>
-          <w:sz w:val="22"/>
-          <w:szCs w:val="22"/>
-        </w:rPr>
-      </w:pPr>
-    </w:p>
-    <w:p>
-      <w:pPr>
-        <w:jc w:val="both"/>
-        <w:rPr>
-          <w:rFonts w:eastAsiaTheme="minorEastAsia"/>
-          <w:sz w:val="22"/>
-          <w:szCs w:val="22"/>
-        </w:rPr>
-      </w:pPr>
-    </w:p>
-    <w:p>
-      <w:pPr>
-        <w:jc w:val="both"/>
-        <w:rPr>
-          <w:rFonts w:eastAsiaTheme="minorEastAsia"/>
-          <w:sz w:val="22"/>
-          <w:szCs w:val="22"/>
-        </w:rPr>
-      </w:pPr>
-    </w:p>
-    <w:p>
-      <w:pPr>
-        <w:jc w:val="both"/>
-        <w:rPr>
-          <w:rFonts w:eastAsiaTheme="minorEastAsia"/>
-          <w:sz w:val="22"/>
-          <w:szCs w:val="22"/>
-        </w:rPr>
-      </w:pPr>
-      <w:r>
-        <w:rPr>
-          <w:rFonts w:eastAsiaTheme="minorEastAsia"/>
-          <w:sz w:val="22"/>
-          <w:szCs w:val="22"/>
-        </w:rPr>
-        <w:lastRenderedPageBreak/>
-        <w:t>6) CONCLUSIONES Y TRABAJO FUTURO:</w:t>
-      </w:r>
-    </w:p>
-    <w:p>
-      <w:pPr>
-        <w:jc w:val="both"/>
-        <w:rPr>
-          <w:rFonts w:eastAsiaTheme="minorEastAsia"/>
-          <w:sz w:val="22"/>
-          <w:szCs w:val="22"/>
-        </w:rPr>
-      </w:pPr>
-      <w:r>
-        <w:rPr>
-          <w:rFonts w:eastAsiaTheme="minorEastAsia"/>
-          <w:sz w:val="22"/>
-          <w:szCs w:val="22"/>
-        </w:rPr>
-        <w:t xml:space="preserve">En este trabajo, los resultados obtenidos </w:t>
-      </w:r>
-      <w:r>
-        <w:rPr>
-          <w:rFonts w:eastAsiaTheme="minorEastAsia"/>
-          <w:sz w:val="22"/>
-          <w:szCs w:val="22"/>
-        </w:rPr>
-        <w:t>muestran que los agentes han sido capaces de aprender políticas funcionales para resolver la tarea.</w:t>
-      </w:r>
-    </w:p>
-    <w:p>
-      <w:pPr>
-        <w:jc w:val="both"/>
-        <w:rPr>
-          <w:rFonts w:eastAsiaTheme="minorEastAsia"/>
-          <w:sz w:val="22"/>
-          <w:szCs w:val="22"/>
-        </w:rPr>
-      </w:pPr>
-      <w:r>
-        <w:rPr>
-          <w:rFonts w:eastAsiaTheme="minorEastAsia"/>
-          <w:sz w:val="22"/>
-          <w:szCs w:val="22"/>
-        </w:rPr>
-        <w:t>En el caso de los métodos tabulares, tanto Q-Learning como SARSA consiguen aprender comportamientos válidos de aparcamiento a partir de una discretización del estado. Q-Learning muestra una maniobra final más limpia una vez alcanza la zona de entrada a la plaza, aunque su trayectoria inicial no siempre es la más directa. SARSA, por su parte, tiende a dirigirse de forma más directa hacia la plaza, pero realiza más correcciones cerca de la zona de aparcamiento, especialmente movimientos de avance y retroceso antes de frenar correctamente. Esto refleja diferencias coherentes con la naturaleza de ambos algoritmos: Q-Learning es off-</w:t>
+        <w:t xml:space="preserve"> es off-</w:t>
       </w:r>
       <w:proofErr w:type="spellStart"/>
       <w:r>
@@ -19677,7 +20642,25 @@
           <w:sz w:val="22"/>
           <w:szCs w:val="22"/>
         </w:rPr>
-        <w:t xml:space="preserve"> Learning requieren muchos episodios y muchas actualizaciones de red. En particular, Dueling DQN seguía mostrando tendencia de mejora cuando se detuvo el entrenamiento</w:t>
+        <w:t xml:space="preserve"> </w:t>
+      </w:r>
+      <w:proofErr w:type="spellStart"/>
+      <w:r>
+        <w:rPr>
+          <w:rFonts w:eastAsiaTheme="minorEastAsia"/>
+          <w:sz w:val="22"/>
+          <w:szCs w:val="22"/>
+        </w:rPr>
+        <w:t>Learning</w:t>
+      </w:r>
+      <w:proofErr w:type="spellEnd"/>
+      <w:r>
+        <w:rPr>
+          <w:rFonts w:eastAsiaTheme="minorEastAsia"/>
+          <w:sz w:val="22"/>
+          <w:szCs w:val="22"/>
+        </w:rPr>
+        <w:t xml:space="preserve"> requieren muchos episodios y muchas actualizaciones de red. En particular, Dueling DQN seguía mostrando tendencia de mejora cuando se detuvo el entrenamiento</w:t>
       </w:r>
       <w:r>
         <w:rPr>
@@ -19892,7 +20875,7 @@
       </w:r>
     </w:p>
     <w:sectPr>
-      <w:footerReference w:type="default" r:id="rId21"/>
+      <w:footerReference w:type="default" r:id="rId36"/>
       <w:pgSz w:w="11906" w:h="16838"/>
       <w:pgMar w:top="1418" w:right="1701" w:bottom="1418" w:left="1701" w:header="709" w:footer="709" w:gutter="0"/>
       <w:pgNumType w:start="0"/>
@@ -19939,6 +20922,7 @@
         <w:docPartUnique/>
       </w:docPartObj>
     </w:sdtPr>
+    <w:sdtEndPr/>
     <w:sdtContent>
       <w:p>
         <w:pPr>
@@ -21431,6 +22415,7 @@
   <w:style w:type="character" w:default="1" w:styleId="Fuentedeprrafopredeter">
     <w:name w:val="Default Paragraph Font"/>
     <w:uiPriority w:val="1"/>
+    <w:semiHidden/>
     <w:unhideWhenUsed/>
   </w:style>
   <w:style w:type="table" w:default="1" w:styleId="Tablanormal">
